--- a/14 ภาคผนวก - ข แบบประเมินความประสิทธิภาพ.docx
+++ b/14 ภาคผนวก - ข แบบประเมินความประสิทธิภาพ.docx
@@ -1,70 +1,109 @@
 
 <file path=word/document.xml><?xml version="1.0" encoding="utf-8"?>
-<w:document xmlns:wpc="http://schemas.microsoft.com/office/word/2010/wordprocessingCanvas" xmlns:cx="http://schemas.microsoft.com/office/drawing/2014/chartex" xmlns:cx1="http://schemas.microsoft.com/office/drawing/2015/9/8/chartex" xmlns:cx2="http://schemas.microsoft.com/office/drawing/2015/10/21/chartex" xmlns:cx3="http://schemas.microsoft.com/office/drawing/2016/5/9/chartex" xmlns:cx4="http://schemas.microsoft.com/office/drawing/2016/5/10/chartex" xmlns:cx5="http://schemas.microsoft.com/office/drawing/2016/5/11/chartex" xmlns:cx6="http://schemas.microsoft.com/office/drawing/2016/5/12/chartex" xmlns:cx7="http://schemas.microsoft.com/office/drawing/2016/5/13/chartex" xmlns:cx8="http://schemas.microsoft.com/office/drawing/2016/5/14/chartex" xmlns:mc="http://schemas.openxmlformats.org/markup-compatibility/2006" xmlns:aink="http://schemas.microsoft.com/office/drawing/2016/ink" xmlns:am3d="http://schemas.microsoft.com/office/drawing/2017/model3d" xmlns:o="urn:schemas-microsoft-com:office:office" xmlns:r="http://schemas.openxmlformats.org/officeDocument/2006/relationships" xmlns:m="http://schemas.openxmlformats.org/officeDocument/2006/math" xmlns:v="urn:schemas-microsoft-com:vml" xmlns:wp14="http://schemas.microsoft.com/office/word/2010/wordprocessingDrawing" xmlns:wp="http://schemas.openxmlformats.org/drawingml/2006/wordprocessingDrawing" xmlns:w10="urn:schemas-microsoft-com:office:word" xmlns:w="http://schemas.openxmlformats.org/wordprocessingml/2006/main" xmlns:w14="http://schemas.microsoft.com/office/word/2010/wordml" xmlns:w15="http://schemas.microsoft.com/office/word/2012/wordml" xmlns:w16cid="http://schemas.microsoft.com/office/word/2016/wordml/cid" xmlns:w16se="http://schemas.microsoft.com/office/word/2015/wordml/symex" xmlns:wpg="http://schemas.microsoft.com/office/word/2010/wordprocessingGroup" xmlns:wpi="http://schemas.microsoft.com/office/word/2010/wordprocessingInk" xmlns:wne="http://schemas.microsoft.com/office/word/2006/wordml" xmlns:wps="http://schemas.microsoft.com/office/word/2010/wordprocessingShape" mc:Ignorable="w14 w15 w16se w16cid wp14">
+<w:document xmlns:wpc="http://schemas.microsoft.com/office/word/2010/wordprocessingCanvas" xmlns:cx="http://schemas.microsoft.com/office/drawing/2014/chartex" xmlns:cx1="http://schemas.microsoft.com/office/drawing/2015/9/8/chartex" xmlns:cx2="http://schemas.microsoft.com/office/drawing/2015/10/21/chartex" xmlns:cx3="http://schemas.microsoft.com/office/drawing/2016/5/9/chartex" xmlns:cx4="http://schemas.microsoft.com/office/drawing/2016/5/10/chartex" xmlns:cx5="http://schemas.microsoft.com/office/drawing/2016/5/11/chartex" xmlns:cx6="http://schemas.microsoft.com/office/drawing/2016/5/12/chartex" xmlns:cx7="http://schemas.microsoft.com/office/drawing/2016/5/13/chartex" xmlns:cx8="http://schemas.microsoft.com/office/drawing/2016/5/14/chartex" xmlns:mc="http://schemas.openxmlformats.org/markup-compatibility/2006" xmlns:aink="http://schemas.microsoft.com/office/drawing/2016/ink" xmlns:am3d="http://schemas.microsoft.com/office/drawing/2017/model3d" xmlns:o="urn:schemas-microsoft-com:office:office" xmlns:r="http://schemas.openxmlformats.org/officeDocument/2006/relationships" xmlns:m="http://schemas.openxmlformats.org/officeDocument/2006/math" xmlns:v="urn:schemas-microsoft-com:vml" xmlns:wp14="http://schemas.microsoft.com/office/word/2010/wordprocessingDrawing" xmlns:wp="http://schemas.openxmlformats.org/drawingml/2006/wordprocessingDrawing" xmlns:w10="urn:schemas-microsoft-com:office:word" xmlns:w="http://schemas.openxmlformats.org/wordprocessingml/2006/main" xmlns:w14="http://schemas.microsoft.com/office/word/2010/wordml" xmlns:w15="http://schemas.microsoft.com/office/word/2012/wordml" xmlns:w16cex="http://schemas.microsoft.com/office/word/2018/wordml/cex" xmlns:w16cid="http://schemas.microsoft.com/office/word/2016/wordml/cid" xmlns:w16="http://schemas.microsoft.com/office/word/2018/wordml" xmlns:w16sdtdh="http://schemas.microsoft.com/office/word/2020/wordml/sdtdatahash" xmlns:w16se="http://schemas.microsoft.com/office/word/2015/wordml/symex" xmlns:wpg="http://schemas.microsoft.com/office/word/2010/wordprocessingGroup" xmlns:wpi="http://schemas.microsoft.com/office/word/2010/wordprocessingInk" xmlns:wne="http://schemas.microsoft.com/office/word/2006/wordml" xmlns:wps="http://schemas.microsoft.com/office/word/2010/wordprocessingShape" mc:Ignorable="w14 w15 w16se w16cid w16 w16cex w16sdtdh wp14">
   <w:body>
     <w:p>
       <w:pPr>
         <w:jc w:val="center"/>
+        <w:rPr>
+          <w:rFonts w:ascii="TH SarabunPSK" w:hAnsi="TH SarabunPSK" w:cs="TH SarabunPSK"/>
+        </w:rPr>
       </w:pPr>
     </w:p>
     <w:p>
       <w:pPr>
         <w:jc w:val="center"/>
+        <w:rPr>
+          <w:rFonts w:ascii="TH SarabunPSK" w:hAnsi="TH SarabunPSK" w:cs="TH SarabunPSK"/>
+        </w:rPr>
       </w:pPr>
     </w:p>
     <w:p>
       <w:pPr>
         <w:jc w:val="center"/>
+        <w:rPr>
+          <w:rFonts w:ascii="TH SarabunPSK" w:hAnsi="TH SarabunPSK" w:cs="TH SarabunPSK"/>
+        </w:rPr>
       </w:pPr>
     </w:p>
     <w:p>
       <w:pPr>
         <w:jc w:val="center"/>
+        <w:rPr>
+          <w:rFonts w:ascii="TH SarabunPSK" w:hAnsi="TH SarabunPSK" w:cs="TH SarabunPSK"/>
+        </w:rPr>
       </w:pPr>
     </w:p>
     <w:p>
       <w:pPr>
         <w:jc w:val="center"/>
+        <w:rPr>
+          <w:rFonts w:ascii="TH SarabunPSK" w:hAnsi="TH SarabunPSK" w:cs="TH SarabunPSK"/>
+        </w:rPr>
       </w:pPr>
     </w:p>
     <w:p>
       <w:pPr>
         <w:jc w:val="center"/>
+        <w:rPr>
+          <w:rFonts w:ascii="TH SarabunPSK" w:hAnsi="TH SarabunPSK" w:cs="TH SarabunPSK"/>
+        </w:rPr>
       </w:pPr>
     </w:p>
     <w:p>
       <w:pPr>
         <w:jc w:val="center"/>
+        <w:rPr>
+          <w:rFonts w:ascii="TH SarabunPSK" w:hAnsi="TH SarabunPSK" w:cs="TH SarabunPSK"/>
+        </w:rPr>
       </w:pPr>
     </w:p>
     <w:p>
       <w:pPr>
         <w:jc w:val="center"/>
+        <w:rPr>
+          <w:rFonts w:ascii="TH SarabunPSK" w:hAnsi="TH SarabunPSK" w:cs="TH SarabunPSK"/>
+        </w:rPr>
       </w:pPr>
     </w:p>
     <w:p>
       <w:pPr>
         <w:jc w:val="center"/>
+        <w:rPr>
+          <w:rFonts w:ascii="TH SarabunPSK" w:hAnsi="TH SarabunPSK" w:cs="TH SarabunPSK"/>
+        </w:rPr>
       </w:pPr>
     </w:p>
     <w:p>
       <w:pPr>
         <w:jc w:val="center"/>
+        <w:rPr>
+          <w:rFonts w:ascii="TH SarabunPSK" w:hAnsi="TH SarabunPSK" w:cs="TH SarabunPSK"/>
+        </w:rPr>
       </w:pPr>
     </w:p>
     <w:p>
       <w:pPr>
         <w:jc w:val="center"/>
+        <w:rPr>
+          <w:rFonts w:ascii="TH SarabunPSK" w:hAnsi="TH SarabunPSK" w:cs="TH SarabunPSK"/>
+        </w:rPr>
       </w:pPr>
     </w:p>
     <w:p>
       <w:pPr>
         <w:jc w:val="center"/>
+        <w:rPr>
+          <w:rFonts w:ascii="TH SarabunPSK" w:hAnsi="TH SarabunPSK" w:cs="TH SarabunPSK"/>
+        </w:rPr>
       </w:pPr>
     </w:p>
     <w:p>
       <w:pPr>
         <w:jc w:val="center"/>
+        <w:rPr>
+          <w:rFonts w:ascii="TH SarabunPSK" w:hAnsi="TH SarabunPSK" w:cs="TH SarabunPSK"/>
+        </w:rPr>
       </w:pPr>
     </w:p>
     <w:p>
@@ -131,6 +170,7 @@
       <w:pPr>
         <w:jc w:val="center"/>
         <w:rPr>
+          <w:rFonts w:ascii="TH SarabunPSK" w:hAnsi="TH SarabunPSK" w:cs="TH SarabunPSK"/>
           <w:cs/>
         </w:rPr>
       </w:pPr>
@@ -138,16 +178,25 @@
     <w:p>
       <w:pPr>
         <w:jc w:val="center"/>
+        <w:rPr>
+          <w:rFonts w:ascii="TH SarabunPSK" w:hAnsi="TH SarabunPSK" w:cs="TH SarabunPSK"/>
+        </w:rPr>
       </w:pPr>
     </w:p>
     <w:p>
       <w:pPr>
         <w:jc w:val="center"/>
+        <w:rPr>
+          <w:rFonts w:ascii="TH SarabunPSK" w:hAnsi="TH SarabunPSK" w:cs="TH SarabunPSK"/>
+        </w:rPr>
       </w:pPr>
     </w:p>
     <w:p>
       <w:pPr>
         <w:jc w:val="center"/>
+        <w:rPr>
+          <w:rFonts w:ascii="TH SarabunPSK" w:hAnsi="TH SarabunPSK" w:cs="TH SarabunPSK"/>
+        </w:rPr>
       </w:pPr>
     </w:p>
     <w:p>
@@ -155,8 +204,14 @@
         <w:tabs>
           <w:tab w:val="left" w:pos="6071"/>
         </w:tabs>
-      </w:pPr>
-      <w:r>
+        <w:rPr>
+          <w:rFonts w:ascii="TH SarabunPSK" w:hAnsi="TH SarabunPSK" w:cs="TH SarabunPSK"/>
+        </w:rPr>
+      </w:pPr>
+      <w:r>
+        <w:rPr>
+          <w:rFonts w:ascii="TH SarabunPSK" w:hAnsi="TH SarabunPSK" w:cs="TH SarabunPSK"/>
+        </w:rPr>
         <w:tab/>
       </w:r>
     </w:p>
@@ -165,6 +220,9 @@
         <w:tabs>
           <w:tab w:val="left" w:pos="6071"/>
         </w:tabs>
+        <w:rPr>
+          <w:rFonts w:ascii="TH SarabunPSK" w:hAnsi="TH SarabunPSK" w:cs="TH SarabunPSK"/>
+        </w:rPr>
       </w:pPr>
     </w:p>
     <w:p>
@@ -172,6 +230,29 @@
         <w:tabs>
           <w:tab w:val="left" w:pos="6071"/>
         </w:tabs>
+        <w:rPr>
+          <w:rFonts w:ascii="TH SarabunPSK" w:hAnsi="TH SarabunPSK" w:cs="TH SarabunPSK"/>
+        </w:rPr>
+      </w:pPr>
+    </w:p>
+    <w:p>
+      <w:pPr>
+        <w:tabs>
+          <w:tab w:val="left" w:pos="6071"/>
+        </w:tabs>
+        <w:rPr>
+          <w:rFonts w:ascii="TH SarabunPSK" w:hAnsi="TH SarabunPSK" w:cs="TH SarabunPSK"/>
+        </w:rPr>
+      </w:pPr>
+    </w:p>
+    <w:p>
+      <w:pPr>
+        <w:tabs>
+          <w:tab w:val="left" w:pos="6071"/>
+        </w:tabs>
+        <w:rPr>
+          <w:rFonts w:ascii="TH SarabunPSK" w:hAnsi="TH SarabunPSK" w:cs="TH SarabunPSK" w:hint="cs"/>
+        </w:rPr>
         <w:sectPr>
           <w:headerReference w:type="default" r:id="rId7"/>
           <w:type w:val="continuous"/>
@@ -189,6 +270,9 @@
           <w:tab w:val="left" w:pos="6071"/>
         </w:tabs>
         <w:jc w:val="center"/>
+        <w:rPr>
+          <w:rFonts w:ascii="TH SarabunPSK" w:hAnsi="TH SarabunPSK" w:cs="TH SarabunPSK"/>
+        </w:rPr>
       </w:pPr>
     </w:p>
     <w:p>
@@ -197,9 +281,13 @@
           <w:tab w:val="left" w:pos="6071"/>
         </w:tabs>
         <w:jc w:val="center"/>
-      </w:pPr>
-      <w:r>
-        <w:rPr>
+        <w:rPr>
+          <w:rFonts w:ascii="TH SarabunPSK" w:hAnsi="TH SarabunPSK" w:cs="TH SarabunPSK"/>
+        </w:rPr>
+      </w:pPr>
+      <w:r>
+        <w:rPr>
+          <w:rFonts w:ascii="TH SarabunPSK" w:hAnsi="TH SarabunPSK" w:cs="TH SarabunPSK"/>
           <w:noProof/>
         </w:rPr>
         <w:lastRenderedPageBreak/>
@@ -313,7 +401,7 @@
       </w:pPr>
       <w:r>
         <w:rPr>
-          <w:rFonts w:ascii="TH SarabunPSK" w:hAnsi="TH SarabunPSK" w:cs="TH SarabunPSK" w:hint="cs"/>
+          <w:rFonts w:ascii="TH SarabunPSK" w:hAnsi="TH SarabunPSK" w:cs="TH SarabunPSK"/>
           <w:b/>
           <w:bCs/>
           <w:sz w:val="32"/>
@@ -360,13 +448,14 @@
       </w:r>
       <w:r>
         <w:rPr>
+          <w:rFonts w:ascii="TH SarabunPSK" w:hAnsi="TH SarabunPSK" w:cs="TH SarabunPSK"/>
           <w:cs/>
         </w:rPr>
         <w:t>การพัฒน</w:t>
       </w:r>
       <w:r>
         <w:rPr>
-          <w:rFonts w:hint="cs"/>
+          <w:rFonts w:ascii="TH SarabunPSK" w:hAnsi="TH SarabunPSK" w:cs="TH SarabunPSK"/>
           <w:cs/>
         </w:rPr>
         <w:t>า</w:t>
@@ -399,7 +488,7 @@
       </w:pPr>
       <w:r>
         <w:rPr>
-          <w:rFonts w:ascii="TH SarabunPSK" w:hAnsi="TH SarabunPSK" w:cs="TH SarabunPSK" w:hint="cs"/>
+          <w:rFonts w:ascii="TH SarabunPSK" w:hAnsi="TH SarabunPSK" w:cs="TH SarabunPSK"/>
           <w:b/>
           <w:bCs/>
           <w:sz w:val="32"/>
@@ -410,7 +499,7 @@
       </w:r>
       <w:r>
         <w:rPr>
-          <w:rFonts w:ascii="TH SarabunPSK" w:hAnsi="TH SarabunPSK" w:cs="TH SarabunPSK" w:hint="cs"/>
+          <w:rFonts w:ascii="TH SarabunPSK" w:hAnsi="TH SarabunPSK" w:cs="TH SarabunPSK"/>
           <w:color w:val="FFFFFF" w:themeColor="background1"/>
           <w:sz w:val="32"/>
           <w:szCs w:val="32"/>
@@ -457,21 +546,12 @@
       </w:r>
       <w:r>
         <w:rPr>
-          <w:rFonts w:ascii="TH SarabunPSK" w:hAnsi="TH SarabunPSK" w:cs="TH SarabunPSK" w:hint="cs"/>
-          <w:sz w:val="32"/>
-          <w:szCs w:val="32"/>
-          <w:cs/>
-        </w:rPr>
-        <w:t>นาย</w:t>
-      </w:r>
-      <w:r>
-        <w:rPr>
-          <w:rFonts w:ascii="TH SarabunPSK" w:hAnsi="TH SarabunPSK" w:cs="TH SarabunPSK"/>
-          <w:sz w:val="32"/>
-          <w:szCs w:val="32"/>
-          <w:cs/>
-        </w:rPr>
-        <w:t>รัช</w:t>
+          <w:rFonts w:ascii="TH SarabunPSK" w:hAnsi="TH SarabunPSK" w:cs="TH SarabunPSK"/>
+          <w:sz w:val="32"/>
+          <w:szCs w:val="32"/>
+          <w:cs/>
+        </w:rPr>
+        <w:t>นายรัช</w:t>
       </w:r>
       <w:proofErr w:type="spellStart"/>
       <w:r>
@@ -521,7 +601,7 @@
           <w:szCs w:val="32"/>
           <w:cs/>
         </w:rPr>
-        <w:t>วัชร</w:t>
+        <w:t>วั</w:t>
       </w:r>
       <w:proofErr w:type="spellEnd"/>
       <w:r>
@@ -531,20 +611,11 @@
           <w:szCs w:val="32"/>
           <w:cs/>
         </w:rPr>
-        <w:t>์</w:t>
-      </w:r>
-      <w:r>
-        <w:rPr>
-          <w:rFonts w:ascii="TH SarabunPSK" w:hAnsi="TH SarabunPSK" w:cs="TH SarabunPSK" w:hint="cs"/>
-          <w:sz w:val="32"/>
-          <w:szCs w:val="32"/>
-          <w:cs/>
-        </w:rPr>
-        <w:t xml:space="preserve"> และนายวัชรินทร์ สายนันท์</w:t>
-      </w:r>
-      <w:r>
-        <w:rPr>
-          <w:rFonts w:ascii="TH SarabunPSK" w:hAnsi="TH SarabunPSK" w:cs="TH SarabunPSK" w:hint="cs"/>
+        <w:t>ชร์ และนายวัชรินทร์ สายนันท์</w:t>
+      </w:r>
+      <w:r>
+        <w:rPr>
+          <w:rFonts w:ascii="TH SarabunPSK" w:hAnsi="TH SarabunPSK" w:cs="TH SarabunPSK"/>
           <w:sz w:val="32"/>
           <w:szCs w:val="32"/>
           <w:cs/>
@@ -603,19 +674,11 @@
           <w:cs/>
         </w:rPr>
         <w:tab/>
-      </w:r>
-      <w:r>
-        <w:rPr>
-          <w:rFonts w:ascii="TH SarabunPSK" w:hAnsi="TH SarabunPSK" w:cs="TH SarabunPSK" w:hint="cs"/>
-          <w:sz w:val="32"/>
-          <w:szCs w:val="32"/>
-          <w:cs/>
-        </w:rPr>
         <w:t>นักศึกษา</w:t>
       </w:r>
       <w:r>
         <w:rPr>
-          <w:rFonts w:ascii="TH SarabunPSK" w:hAnsi="TH SarabunPSK" w:cs="TH SarabunPSK" w:hint="cs"/>
+          <w:rFonts w:ascii="TH SarabunPSK" w:hAnsi="TH SarabunPSK" w:cs="TH SarabunPSK"/>
           <w:sz w:val="32"/>
           <w:szCs w:val="32"/>
           <w:cs/>
@@ -624,7 +687,7 @@
       </w:r>
       <w:r>
         <w:rPr>
-          <w:rFonts w:ascii="TH SarabunPSK" w:hAnsi="TH SarabunPSK" w:cs="TH SarabunPSK" w:hint="cs"/>
+          <w:rFonts w:ascii="TH SarabunPSK" w:hAnsi="TH SarabunPSK" w:cs="TH SarabunPSK"/>
           <w:sz w:val="32"/>
           <w:szCs w:val="32"/>
           <w:cs/>
@@ -633,7 +696,7 @@
       </w:r>
       <w:r>
         <w:rPr>
-          <w:rFonts w:ascii="TH SarabunPSK" w:hAnsi="TH SarabunPSK" w:cs="TH SarabunPSK" w:hint="cs"/>
+          <w:rFonts w:ascii="TH SarabunPSK" w:hAnsi="TH SarabunPSK" w:cs="TH SarabunPSK"/>
           <w:sz w:val="32"/>
           <w:szCs w:val="32"/>
           <w:cs/>
@@ -695,7 +758,7 @@
       </w:r>
       <w:r>
         <w:rPr>
-          <w:rFonts w:ascii="TH SarabunPSK" w:hAnsi="TH SarabunPSK" w:cs="TH SarabunPSK" w:hint="cs"/>
+          <w:rFonts w:ascii="TH SarabunPSK" w:hAnsi="TH SarabunPSK" w:cs="TH SarabunPSK"/>
           <w:sz w:val="32"/>
           <w:szCs w:val="32"/>
           <w:cs/>
@@ -704,7 +767,7 @@
       </w:r>
       <w:r>
         <w:rPr>
-          <w:rFonts w:ascii="TH SarabunPSK" w:hAnsi="TH SarabunPSK" w:cs="TH SarabunPSK" w:hint="cs"/>
+          <w:rFonts w:ascii="TH SarabunPSK" w:hAnsi="TH SarabunPSK" w:cs="TH SarabunPSK"/>
           <w:sz w:val="32"/>
           <w:szCs w:val="32"/>
           <w:cs/>
@@ -713,7 +776,7 @@
       </w:r>
       <w:r>
         <w:rPr>
-          <w:rFonts w:ascii="TH SarabunPSK" w:hAnsi="TH SarabunPSK" w:cs="TH SarabunPSK" w:hint="cs"/>
+          <w:rFonts w:ascii="TH SarabunPSK" w:hAnsi="TH SarabunPSK" w:cs="TH SarabunPSK"/>
           <w:sz w:val="32"/>
           <w:szCs w:val="32"/>
           <w:cs/>
@@ -722,7 +785,7 @@
       </w:r>
       <w:r>
         <w:rPr>
-          <w:rFonts w:ascii="TH SarabunPSK" w:hAnsi="TH SarabunPSK" w:cs="TH SarabunPSK" w:hint="cs"/>
+          <w:rFonts w:ascii="TH SarabunPSK" w:hAnsi="TH SarabunPSK" w:cs="TH SarabunPSK"/>
           <w:sz w:val="32"/>
           <w:szCs w:val="32"/>
           <w:cs/>
@@ -731,7 +794,7 @@
       </w:r>
       <w:r>
         <w:rPr>
-          <w:rFonts w:ascii="TH SarabunPSK" w:hAnsi="TH SarabunPSK" w:cs="TH SarabunPSK" w:hint="cs"/>
+          <w:rFonts w:ascii="TH SarabunPSK" w:hAnsi="TH SarabunPSK" w:cs="TH SarabunPSK"/>
           <w:sz w:val="32"/>
           <w:szCs w:val="32"/>
           <w:cs/>
@@ -740,7 +803,7 @@
       </w:r>
       <w:r>
         <w:rPr>
-          <w:rFonts w:ascii="TH SarabunPSK" w:hAnsi="TH SarabunPSK" w:cs="TH SarabunPSK" w:hint="cs"/>
+          <w:rFonts w:ascii="TH SarabunPSK" w:hAnsi="TH SarabunPSK" w:cs="TH SarabunPSK"/>
           <w:sz w:val="32"/>
           <w:szCs w:val="32"/>
           <w:cs/>
@@ -792,7 +855,7 @@
       </w:r>
       <w:r>
         <w:rPr>
-          <w:rFonts w:ascii="TH SarabunPSK" w:hAnsi="TH SarabunPSK" w:cs="TH SarabunPSK" w:hint="cs"/>
+          <w:rFonts w:ascii="TH SarabunPSK" w:hAnsi="TH SarabunPSK" w:cs="TH SarabunPSK"/>
           <w:sz w:val="32"/>
           <w:szCs w:val="32"/>
           <w:cs/>
@@ -801,7 +864,7 @@
       </w:r>
       <w:r>
         <w:rPr>
-          <w:rFonts w:ascii="TH SarabunPSK" w:hAnsi="TH SarabunPSK" w:cs="TH SarabunPSK" w:hint="cs"/>
+          <w:rFonts w:ascii="TH SarabunPSK" w:hAnsi="TH SarabunPSK" w:cs="TH SarabunPSK"/>
           <w:sz w:val="32"/>
           <w:szCs w:val="32"/>
           <w:cs/>
@@ -884,7 +947,7 @@
               </wp:anchor>
             </w:drawing>
           </mc:Choice>
-          <mc:Fallback xmlns:w16sdtfl="http://schemas.microsoft.com/office/word/2024/wordml/sdtformatlock" xmlns:w16du="http://schemas.microsoft.com/office/word/2023/wordml/word16du" xmlns:oel="http://schemas.microsoft.com/office/2019/extlst" xmlns:w16sdtdh="http://schemas.microsoft.com/office/word/2020/wordml/sdtdatahash" xmlns:w16="http://schemas.microsoft.com/office/word/2018/wordml" xmlns:w16cex="http://schemas.microsoft.com/office/word/2018/wordml/cex">
+          <mc:Fallback xmlns:oel="http://schemas.microsoft.com/office/2019/extlst" xmlns:w16du="http://schemas.microsoft.com/office/word/2023/wordml/word16du" xmlns:w16sdtfl="http://schemas.microsoft.com/office/word/2024/wordml/sdtformatlock">
             <w:pict>
               <v:line w14:anchorId="588E04CC" id="ตัวเชื่อมต่อตรง 1" o:spid="_x0000_s1026" style="position:absolute;flip:y;z-index:251659264;visibility:visible;mso-wrap-style:square;mso-width-percent:0;mso-height-percent:0;mso-wrap-distance-left:9pt;mso-wrap-distance-top:0;mso-wrap-distance-right:9pt;mso-wrap-distance-bottom:0;mso-position-horizontal:right;mso-position-horizontal-relative:margin;mso-position-vertical:absolute;mso-position-vertical-relative:text;mso-width-percent:0;mso-height-percent:0;mso-width-relative:margin;mso-height-relative:margin" from="380.8pt,6.55pt" to="812.8pt,6.55pt" o:gfxdata="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" strokecolor="windowText" strokeweight="1pt">
                 <v:stroke joinstyle="miter"/>
@@ -913,7 +976,7 @@
       </w:pPr>
       <w:r>
         <w:rPr>
-          <w:rFonts w:ascii="TH SarabunPSK" w:hAnsi="TH SarabunPSK" w:cs="TH SarabunPSK" w:hint="cs"/>
+          <w:rFonts w:ascii="TH SarabunPSK" w:hAnsi="TH SarabunPSK" w:cs="TH SarabunPSK"/>
           <w:b/>
           <w:bCs/>
           <w:sz w:val="32"/>
@@ -939,7 +1002,7 @@
       </w:pPr>
       <w:r>
         <w:rPr>
-          <w:rFonts w:ascii="TH SarabunPSK" w:hAnsi="TH SarabunPSK" w:cs="TH SarabunPSK" w:hint="cs"/>
+          <w:rFonts w:ascii="TH SarabunPSK" w:hAnsi="TH SarabunPSK" w:cs="TH SarabunPSK"/>
           <w:sz w:val="32"/>
           <w:szCs w:val="32"/>
           <w:cs/>
@@ -948,7 +1011,7 @@
       </w:r>
       <w:r>
         <w:rPr>
-          <w:rFonts w:ascii="TH SarabunPSK" w:hAnsi="TH SarabunPSK" w:cs="TH SarabunPSK" w:hint="cs"/>
+          <w:rFonts w:ascii="TH SarabunPSK" w:hAnsi="TH SarabunPSK" w:cs="TH SarabunPSK"/>
           <w:color w:val="FFFFFF" w:themeColor="background1"/>
           <w:sz w:val="32"/>
           <w:szCs w:val="32"/>
@@ -958,7 +1021,7 @@
       </w:r>
       <w:r>
         <w:rPr>
-          <w:rFonts w:ascii="TH SarabunPSK" w:hAnsi="TH SarabunPSK" w:cs="TH SarabunPSK" w:hint="cs"/>
+          <w:rFonts w:ascii="TH SarabunPSK" w:hAnsi="TH SarabunPSK" w:cs="TH SarabunPSK"/>
           <w:sz w:val="32"/>
           <w:szCs w:val="32"/>
           <w:cs/>
@@ -967,7 +1030,7 @@
       </w:r>
       <w:r>
         <w:rPr>
-          <w:rFonts w:ascii="TH SarabunPSK" w:hAnsi="TH SarabunPSK" w:cs="TH SarabunPSK" w:hint="cs"/>
+          <w:rFonts w:ascii="TH SarabunPSK" w:hAnsi="TH SarabunPSK" w:cs="TH SarabunPSK"/>
           <w:sz w:val="32"/>
           <w:szCs w:val="32"/>
           <w:cs/>
@@ -976,7 +1039,7 @@
       </w:r>
       <w:r>
         <w:rPr>
-          <w:rFonts w:ascii="TH SarabunPSK" w:hAnsi="TH SarabunPSK" w:cs="TH SarabunPSK" w:hint="cs"/>
+          <w:rFonts w:ascii="TH SarabunPSK" w:hAnsi="TH SarabunPSK" w:cs="TH SarabunPSK"/>
           <w:sz w:val="32"/>
           <w:szCs w:val="32"/>
           <w:cs/>
@@ -985,13 +1048,14 @@
       </w:r>
       <w:r>
         <w:rPr>
+          <w:rFonts w:ascii="TH SarabunPSK" w:hAnsi="TH SarabunPSK" w:cs="TH SarabunPSK"/>
           <w:cs/>
         </w:rPr>
         <w:t>การพัฒน</w:t>
       </w:r>
       <w:r>
         <w:rPr>
-          <w:rFonts w:hint="cs"/>
+          <w:rFonts w:ascii="TH SarabunPSK" w:hAnsi="TH SarabunPSK" w:cs="TH SarabunPSK"/>
           <w:cs/>
         </w:rPr>
         <w:t>า</w:t>
@@ -1022,7 +1086,7 @@
       </w:pPr>
       <w:r>
         <w:rPr>
-          <w:rFonts w:ascii="TH SarabunPSK" w:hAnsi="TH SarabunPSK" w:cs="TH SarabunPSK" w:hint="cs"/>
+          <w:rFonts w:ascii="TH SarabunPSK" w:hAnsi="TH SarabunPSK" w:cs="TH SarabunPSK"/>
           <w:sz w:val="32"/>
           <w:szCs w:val="32"/>
           <w:cs/>
@@ -1031,7 +1095,7 @@
       </w:r>
       <w:r>
         <w:rPr>
-          <w:rFonts w:ascii="TH SarabunPSK" w:hAnsi="TH SarabunPSK" w:cs="TH SarabunPSK" w:hint="cs"/>
+          <w:rFonts w:ascii="TH SarabunPSK" w:hAnsi="TH SarabunPSK" w:cs="TH SarabunPSK"/>
           <w:color w:val="FFFFFF" w:themeColor="background1"/>
           <w:sz w:val="32"/>
           <w:szCs w:val="32"/>
@@ -1087,43 +1151,7 @@
           <w:szCs w:val="32"/>
           <w:cs/>
         </w:rPr>
-        <w:t xml:space="preserve"> ซึ่งจะเป็นประโยชน์ในการน</w:t>
-      </w:r>
-      <w:r>
-        <w:rPr>
-          <w:rFonts w:ascii="TH SarabunPSK" w:hAnsi="TH SarabunPSK" w:cs="TH SarabunPSK" w:hint="cs"/>
-          <w:sz w:val="32"/>
-          <w:szCs w:val="32"/>
-          <w:cs/>
-        </w:rPr>
-        <w:t>ำ</w:t>
-      </w:r>
-      <w:r>
-        <w:rPr>
-          <w:rFonts w:ascii="TH SarabunPSK" w:hAnsi="TH SarabunPSK" w:cs="TH SarabunPSK"/>
-          <w:sz w:val="32"/>
-          <w:szCs w:val="32"/>
-          <w:cs/>
-        </w:rPr>
-        <w:t>ไปประกอบการวิจัย และขอรับรองว่าข้อมูลที่ได้จากแบบประเมินนี้ จะไม่น</w:t>
-      </w:r>
-      <w:r>
-        <w:rPr>
-          <w:rFonts w:ascii="TH SarabunPSK" w:hAnsi="TH SarabunPSK" w:cs="TH SarabunPSK" w:hint="cs"/>
-          <w:sz w:val="32"/>
-          <w:szCs w:val="32"/>
-          <w:cs/>
-        </w:rPr>
-        <w:t>ำ</w:t>
-      </w:r>
-      <w:r>
-        <w:rPr>
-          <w:rFonts w:ascii="TH SarabunPSK" w:hAnsi="TH SarabunPSK" w:cs="TH SarabunPSK"/>
-          <w:sz w:val="32"/>
-          <w:szCs w:val="32"/>
-          <w:cs/>
-        </w:rPr>
-        <w:t>เผยแพร่ที่ใดทั้งสิ้น</w:t>
+        <w:t xml:space="preserve"> ซึ่งจะเป็นประโยชน์ในการนำไปประกอบการวิจัย และขอรับรองว่าข้อมูลที่ได้จากแบบประเมินนี้ จะไม่นำเผยแพร่ที่ใดทั้งสิ้น</w:t>
       </w:r>
     </w:p>
     <w:p>
@@ -1166,25 +1194,7 @@
           <w:szCs w:val="32"/>
           <w:cs/>
         </w:rPr>
-        <w:t>แบบสอบถามนี้แบ่งออกเป็น 3 ตอน เป็นจ</w:t>
-      </w:r>
-      <w:r>
-        <w:rPr>
-          <w:rFonts w:ascii="TH SarabunPSK" w:hAnsi="TH SarabunPSK" w:cs="TH SarabunPSK" w:hint="cs"/>
-          <w:sz w:val="32"/>
-          <w:szCs w:val="32"/>
-          <w:cs/>
-        </w:rPr>
-        <w:t>ำ</w:t>
-      </w:r>
-      <w:r>
-        <w:rPr>
-          <w:rFonts w:ascii="TH SarabunPSK" w:hAnsi="TH SarabunPSK" w:cs="TH SarabunPSK"/>
-          <w:sz w:val="32"/>
-          <w:szCs w:val="32"/>
-          <w:cs/>
-        </w:rPr>
-        <w:t xml:space="preserve">นวน </w:t>
+        <w:t xml:space="preserve">แบบสอบถามนี้แบ่งออกเป็น 3 ตอน เป็นจำนวน </w:t>
       </w:r>
       <w:r>
         <w:rPr>
@@ -1222,7 +1232,7 @@
       </w:pPr>
       <w:r>
         <w:rPr>
-          <w:rFonts w:ascii="TH SarabunPSK" w:hAnsi="TH SarabunPSK" w:cs="TH SarabunPSK" w:hint="cs"/>
+          <w:rFonts w:ascii="TH SarabunPSK" w:hAnsi="TH SarabunPSK" w:cs="TH SarabunPSK"/>
           <w:sz w:val="32"/>
           <w:szCs w:val="32"/>
           <w:cs/>
@@ -1231,7 +1241,7 @@
       </w:r>
       <w:r>
         <w:rPr>
-          <w:rFonts w:ascii="TH SarabunPSK" w:hAnsi="TH SarabunPSK" w:cs="TH SarabunPSK" w:hint="cs"/>
+          <w:rFonts w:ascii="TH SarabunPSK" w:hAnsi="TH SarabunPSK" w:cs="TH SarabunPSK"/>
           <w:color w:val="FFFFFF" w:themeColor="background1"/>
           <w:sz w:val="32"/>
           <w:szCs w:val="32"/>
@@ -1241,7 +1251,7 @@
       </w:r>
       <w:r>
         <w:rPr>
-          <w:rFonts w:ascii="TH SarabunPSK" w:hAnsi="TH SarabunPSK" w:cs="TH SarabunPSK" w:hint="cs"/>
+          <w:rFonts w:ascii="TH SarabunPSK" w:hAnsi="TH SarabunPSK" w:cs="TH SarabunPSK"/>
           <w:sz w:val="32"/>
           <w:szCs w:val="32"/>
           <w:cs/>
@@ -1266,7 +1276,7 @@
       </w:pPr>
       <w:r>
         <w:rPr>
-          <w:rFonts w:ascii="TH SarabunPSK" w:hAnsi="TH SarabunPSK" w:cs="TH SarabunPSK" w:hint="cs"/>
+          <w:rFonts w:ascii="TH SarabunPSK" w:hAnsi="TH SarabunPSK" w:cs="TH SarabunPSK"/>
           <w:sz w:val="32"/>
           <w:szCs w:val="32"/>
           <w:cs/>
@@ -1275,7 +1285,7 @@
       </w:r>
       <w:r>
         <w:rPr>
-          <w:rFonts w:ascii="TH SarabunPSK" w:hAnsi="TH SarabunPSK" w:cs="TH SarabunPSK" w:hint="cs"/>
+          <w:rFonts w:ascii="TH SarabunPSK" w:hAnsi="TH SarabunPSK" w:cs="TH SarabunPSK"/>
           <w:color w:val="FFFFFF" w:themeColor="background1"/>
           <w:sz w:val="32"/>
           <w:szCs w:val="32"/>
@@ -1290,16 +1300,7 @@
           <w:szCs w:val="32"/>
           <w:cs/>
         </w:rPr>
-        <w:t>การประเมินประสิทธิภาพของระบบ</w:t>
-      </w:r>
-      <w:r>
-        <w:rPr>
-          <w:rFonts w:ascii="TH SarabunPSK" w:hAnsi="TH SarabunPSK" w:cs="TH SarabunPSK" w:hint="cs"/>
-          <w:sz w:val="32"/>
-          <w:szCs w:val="32"/>
-          <w:cs/>
-        </w:rPr>
-        <w:t xml:space="preserve"> ซึ่งแบ่งออกเป็น </w:t>
+        <w:t xml:space="preserve">การประเมินประสิทธิภาพของระบบ ซึ่งแบ่งออกเป็น </w:t>
       </w:r>
       <w:r>
         <w:rPr>
@@ -1311,7 +1312,7 @@
       </w:r>
       <w:r>
         <w:rPr>
-          <w:rFonts w:ascii="TH SarabunPSK" w:hAnsi="TH SarabunPSK" w:cs="TH SarabunPSK" w:hint="cs"/>
+          <w:rFonts w:ascii="TH SarabunPSK" w:hAnsi="TH SarabunPSK" w:cs="TH SarabunPSK"/>
           <w:sz w:val="32"/>
           <w:szCs w:val="32"/>
           <w:cs/>
@@ -1354,7 +1355,7 @@
       </w:r>
       <w:r>
         <w:rPr>
-          <w:rFonts w:ascii="TH SarabunPSK" w:hAnsi="TH SarabunPSK" w:cs="TH SarabunPSK" w:hint="cs"/>
+          <w:rFonts w:ascii="TH SarabunPSK" w:hAnsi="TH SarabunPSK" w:cs="TH SarabunPSK"/>
           <w:sz w:val="32"/>
           <w:szCs w:val="32"/>
           <w:cs/>
@@ -1363,7 +1364,7 @@
       </w:r>
       <w:r>
         <w:rPr>
-          <w:rFonts w:ascii="TH SarabunPSK" w:hAnsi="TH SarabunPSK" w:cs="TH SarabunPSK" w:hint="cs"/>
+          <w:rFonts w:ascii="TH SarabunPSK" w:hAnsi="TH SarabunPSK" w:cs="TH SarabunPSK"/>
           <w:color w:val="FFFFFF" w:themeColor="background1"/>
           <w:sz w:val="32"/>
           <w:szCs w:val="32"/>
@@ -1386,15 +1387,7 @@
           <w:sz w:val="32"/>
           <w:szCs w:val="32"/>
         </w:rPr>
-        <w:t xml:space="preserve"> </w:t>
-      </w:r>
-      <w:r>
-        <w:rPr>
-          <w:rFonts w:ascii="TH SarabunPSK" w:hAnsi="TH SarabunPSK" w:cs="TH SarabunPSK"/>
-          <w:sz w:val="32"/>
-          <w:szCs w:val="32"/>
-        </w:rPr>
-        <w:t>(Functional Requirement Test)</w:t>
+        <w:t xml:space="preserve"> (Functional Requirement Test)</w:t>
       </w:r>
     </w:p>
     <w:p>
@@ -1429,19 +1422,11 @@
           <w:cs/>
         </w:rPr>
         <w:tab/>
-      </w:r>
-      <w:r>
-        <w:rPr>
-          <w:rFonts w:ascii="TH SarabunPSK" w:hAnsi="TH SarabunPSK" w:cs="TH SarabunPSK" w:hint="cs"/>
-          <w:sz w:val="32"/>
-          <w:szCs w:val="32"/>
-          <w:cs/>
-        </w:rPr>
         <w:t>ด้านที่ 2</w:t>
       </w:r>
       <w:r>
         <w:rPr>
-          <w:rFonts w:ascii="TH SarabunPSK" w:hAnsi="TH SarabunPSK" w:cs="TH SarabunPSK" w:hint="cs"/>
+          <w:rFonts w:ascii="TH SarabunPSK" w:hAnsi="TH SarabunPSK" w:cs="TH SarabunPSK"/>
           <w:color w:val="FFFFFF" w:themeColor="background1"/>
           <w:sz w:val="32"/>
           <w:szCs w:val="32"/>
@@ -1464,15 +1449,7 @@
           <w:sz w:val="32"/>
           <w:szCs w:val="32"/>
         </w:rPr>
-        <w:t xml:space="preserve"> </w:t>
-      </w:r>
-      <w:r>
-        <w:rPr>
-          <w:rFonts w:ascii="TH SarabunPSK" w:hAnsi="TH SarabunPSK" w:cs="TH SarabunPSK"/>
-          <w:sz w:val="32"/>
-          <w:szCs w:val="32"/>
-        </w:rPr>
-        <w:t>(Functional Test)</w:t>
+        <w:t xml:space="preserve"> (Functional Test)</w:t>
       </w:r>
     </w:p>
     <w:p>
@@ -1507,19 +1484,11 @@
           <w:cs/>
         </w:rPr>
         <w:tab/>
-      </w:r>
-      <w:r>
-        <w:rPr>
-          <w:rFonts w:ascii="TH SarabunPSK" w:hAnsi="TH SarabunPSK" w:cs="TH SarabunPSK" w:hint="cs"/>
-          <w:sz w:val="32"/>
-          <w:szCs w:val="32"/>
-          <w:cs/>
-        </w:rPr>
         <w:t>ด้านที่ 3</w:t>
       </w:r>
       <w:r>
         <w:rPr>
-          <w:rFonts w:ascii="TH SarabunPSK" w:hAnsi="TH SarabunPSK" w:cs="TH SarabunPSK" w:hint="cs"/>
+          <w:rFonts w:ascii="TH SarabunPSK" w:hAnsi="TH SarabunPSK" w:cs="TH SarabunPSK"/>
           <w:color w:val="FFFFFF" w:themeColor="background1"/>
           <w:sz w:val="32"/>
           <w:szCs w:val="32"/>
@@ -1542,15 +1511,7 @@
           <w:sz w:val="32"/>
           <w:szCs w:val="32"/>
         </w:rPr>
-        <w:t xml:space="preserve"> </w:t>
-      </w:r>
-      <w:r>
-        <w:rPr>
-          <w:rFonts w:ascii="TH SarabunPSK" w:hAnsi="TH SarabunPSK" w:cs="TH SarabunPSK"/>
-          <w:sz w:val="32"/>
-          <w:szCs w:val="32"/>
-        </w:rPr>
-        <w:t>(Output Validation Test)</w:t>
+        <w:t xml:space="preserve"> (Output Validation Test)</w:t>
       </w:r>
     </w:p>
     <w:p>
@@ -1588,7 +1549,7 @@
       </w:r>
       <w:r>
         <w:rPr>
-          <w:rFonts w:ascii="TH SarabunPSK" w:hAnsi="TH SarabunPSK" w:cs="TH SarabunPSK" w:hint="cs"/>
+          <w:rFonts w:ascii="TH SarabunPSK" w:hAnsi="TH SarabunPSK" w:cs="TH SarabunPSK"/>
           <w:sz w:val="32"/>
           <w:szCs w:val="32"/>
           <w:cs/>
@@ -1597,7 +1558,7 @@
       </w:r>
       <w:r>
         <w:rPr>
-          <w:rFonts w:ascii="TH SarabunPSK" w:hAnsi="TH SarabunPSK" w:cs="TH SarabunPSK" w:hint="cs"/>
+          <w:rFonts w:ascii="TH SarabunPSK" w:hAnsi="TH SarabunPSK" w:cs="TH SarabunPSK"/>
           <w:color w:val="FFFFFF" w:themeColor="background1"/>
           <w:sz w:val="32"/>
           <w:szCs w:val="32"/>
@@ -1620,15 +1581,7 @@
           <w:sz w:val="32"/>
           <w:szCs w:val="32"/>
         </w:rPr>
-        <w:t xml:space="preserve"> </w:t>
-      </w:r>
-      <w:r>
-        <w:rPr>
-          <w:rFonts w:ascii="TH SarabunPSK" w:hAnsi="TH SarabunPSK" w:cs="TH SarabunPSK"/>
-          <w:sz w:val="32"/>
-          <w:szCs w:val="32"/>
-        </w:rPr>
-        <w:t>(Usability Test)</w:t>
+        <w:t xml:space="preserve"> (Usability Test)</w:t>
       </w:r>
     </w:p>
     <w:p>
@@ -1653,7 +1606,6 @@
           <w:szCs w:val="32"/>
           <w:cs/>
         </w:rPr>
-        <w:lastRenderedPageBreak/>
         <w:tab/>
       </w:r>
       <w:r>
@@ -1664,14 +1616,6 @@
           <w:cs/>
         </w:rPr>
         <w:tab/>
-      </w:r>
-      <w:r>
-        <w:rPr>
-          <w:rFonts w:ascii="TH SarabunPSK" w:hAnsi="TH SarabunPSK" w:cs="TH SarabunPSK" w:hint="cs"/>
-          <w:sz w:val="32"/>
-          <w:szCs w:val="32"/>
-          <w:cs/>
-        </w:rPr>
         <w:t xml:space="preserve">ด้านที่ </w:t>
       </w:r>
       <w:r>
@@ -1684,7 +1628,7 @@
       </w:r>
       <w:r>
         <w:rPr>
-          <w:rFonts w:ascii="TH SarabunPSK" w:hAnsi="TH SarabunPSK" w:cs="TH SarabunPSK" w:hint="cs"/>
+          <w:rFonts w:ascii="TH SarabunPSK" w:hAnsi="TH SarabunPSK" w:cs="TH SarabunPSK"/>
           <w:color w:val="FFFFFF" w:themeColor="background1"/>
           <w:sz w:val="32"/>
           <w:szCs w:val="32"/>
@@ -1707,15 +1651,7 @@
           <w:sz w:val="32"/>
           <w:szCs w:val="32"/>
         </w:rPr>
-        <w:t xml:space="preserve"> </w:t>
-      </w:r>
-      <w:r>
-        <w:rPr>
-          <w:rFonts w:ascii="TH SarabunPSK" w:hAnsi="TH SarabunPSK" w:cs="TH SarabunPSK"/>
-          <w:sz w:val="32"/>
-          <w:szCs w:val="32"/>
-        </w:rPr>
-        <w:t>(Security Test)</w:t>
+        <w:t xml:space="preserve"> (Security Test)</w:t>
       </w:r>
     </w:p>
     <w:p>
@@ -1736,7 +1672,7 @@
       </w:pPr>
       <w:r>
         <w:rPr>
-          <w:rFonts w:ascii="TH SarabunPSK" w:hAnsi="TH SarabunPSK" w:cs="TH SarabunPSK" w:hint="cs"/>
+          <w:rFonts w:ascii="TH SarabunPSK" w:hAnsi="TH SarabunPSK" w:cs="TH SarabunPSK"/>
           <w:sz w:val="32"/>
           <w:szCs w:val="32"/>
           <w:cs/>
@@ -1745,7 +1681,7 @@
       </w:r>
       <w:r>
         <w:rPr>
-          <w:rFonts w:ascii="TH SarabunPSK" w:hAnsi="TH SarabunPSK" w:cs="TH SarabunPSK" w:hint="cs"/>
+          <w:rFonts w:ascii="TH SarabunPSK" w:hAnsi="TH SarabunPSK" w:cs="TH SarabunPSK"/>
           <w:color w:val="FFFFFF" w:themeColor="background1"/>
           <w:sz w:val="32"/>
           <w:szCs w:val="32"/>
@@ -1755,7 +1691,7 @@
       </w:r>
       <w:r>
         <w:rPr>
-          <w:rFonts w:ascii="TH SarabunPSK" w:hAnsi="TH SarabunPSK" w:cs="TH SarabunPSK" w:hint="cs"/>
+          <w:rFonts w:ascii="TH SarabunPSK" w:hAnsi="TH SarabunPSK" w:cs="TH SarabunPSK"/>
           <w:sz w:val="32"/>
           <w:szCs w:val="32"/>
           <w:cs/>
@@ -1836,6 +1772,7 @@
           <w:sz w:val="32"/>
           <w:szCs w:val="32"/>
         </w:rPr>
+        <w:lastRenderedPageBreak/>
         <w:t>5</w:t>
       </w:r>
       <w:r>
@@ -2002,21 +1939,12 @@
       </w:pPr>
       <w:r>
         <w:rPr>
-          <w:rFonts w:ascii="TH SarabunPSK" w:hAnsi="TH SarabunPSK" w:cs="TH SarabunPSK" w:hint="cs"/>
-          <w:sz w:val="32"/>
-          <w:szCs w:val="32"/>
-          <w:cs/>
-        </w:rPr>
-        <w:t>นาย</w:t>
-      </w:r>
-      <w:r>
-        <w:rPr>
-          <w:rFonts w:ascii="TH SarabunPSK" w:hAnsi="TH SarabunPSK" w:cs="TH SarabunPSK"/>
-          <w:sz w:val="32"/>
-          <w:szCs w:val="32"/>
-          <w:cs/>
-        </w:rPr>
-        <w:t>รัช</w:t>
+          <w:rFonts w:ascii="TH SarabunPSK" w:hAnsi="TH SarabunPSK" w:cs="TH SarabunPSK"/>
+          <w:sz w:val="32"/>
+          <w:szCs w:val="32"/>
+          <w:cs/>
+        </w:rPr>
+        <w:t>นายรัช</w:t>
       </w:r>
       <w:proofErr w:type="spellStart"/>
       <w:r>
@@ -2066,7 +1994,7 @@
           <w:szCs w:val="32"/>
           <w:cs/>
         </w:rPr>
-        <w:t>วัชร</w:t>
+        <w:t>วั</w:t>
       </w:r>
       <w:proofErr w:type="spellEnd"/>
       <w:r>
@@ -2076,16 +2004,7 @@
           <w:szCs w:val="32"/>
           <w:cs/>
         </w:rPr>
-        <w:t>์</w:t>
-      </w:r>
-      <w:r>
-        <w:rPr>
-          <w:rFonts w:ascii="TH SarabunPSK" w:hAnsi="TH SarabunPSK" w:cs="TH SarabunPSK" w:hint="cs"/>
-          <w:sz w:val="32"/>
-          <w:szCs w:val="32"/>
-          <w:cs/>
-        </w:rPr>
-        <w:t xml:space="preserve"> และนายวัชรินทร์ สายนันท์</w:t>
+        <w:t xml:space="preserve">ชร์ </w:t>
       </w:r>
     </w:p>
     <w:p>
@@ -2103,6 +2022,41 @@
           <w:sz w:val="32"/>
           <w:szCs w:val="32"/>
         </w:rPr>
+      </w:pPr>
+      <w:r>
+        <w:rPr>
+          <w:rFonts w:ascii="TH SarabunPSK" w:hAnsi="TH SarabunPSK" w:cs="TH SarabunPSK"/>
+          <w:sz w:val="32"/>
+          <w:szCs w:val="32"/>
+          <w:cs/>
+        </w:rPr>
+        <w:t>นายวัชรินทร์ สายนันท์</w:t>
+      </w:r>
+    </w:p>
+    <w:p>
+      <w:pPr>
+        <w:tabs>
+          <w:tab w:val="left" w:pos="1418"/>
+          <w:tab w:val="left" w:pos="1560"/>
+          <w:tab w:val="left" w:pos="2410"/>
+        </w:tabs>
+        <w:spacing w:after="0" w:line="240" w:lineRule="auto"/>
+        <w:ind w:firstLine="567"/>
+        <w:jc w:val="right"/>
+        <w:rPr>
+          <w:rFonts w:ascii="TH SarabunPSK" w:hAnsi="TH SarabunPSK" w:cs="TH SarabunPSK"/>
+          <w:sz w:val="32"/>
+          <w:szCs w:val="32"/>
+        </w:rPr>
+        <w:sectPr>
+          <w:headerReference w:type="default" r:id="rId9"/>
+          <w:type w:val="continuous"/>
+          <w:pgSz w:w="11906" w:h="16838" w:code="9"/>
+          <w:pgMar w:top="1440" w:right="1440" w:bottom="1440" w:left="2160" w:header="720" w:footer="720" w:gutter="0"/>
+          <w:pgNumType w:start="100"/>
+          <w:cols w:space="720"/>
+          <w:docGrid w:linePitch="360"/>
+        </w:sectPr>
       </w:pPr>
       <w:r>
         <w:rPr>
@@ -2163,7 +2117,7 @@
               </wp:anchor>
             </w:drawing>
           </mc:Choice>
-          <mc:Fallback xmlns:w16sdtfl="http://schemas.microsoft.com/office/word/2024/wordml/sdtformatlock" xmlns:w16du="http://schemas.microsoft.com/office/word/2023/wordml/word16du" xmlns:oel="http://schemas.microsoft.com/office/2019/extlst" xmlns:w16sdtdh="http://schemas.microsoft.com/office/word/2020/wordml/sdtdatahash" xmlns:w16="http://schemas.microsoft.com/office/word/2018/wordml" xmlns:w16cex="http://schemas.microsoft.com/office/word/2018/wordml/cex">
+          <mc:Fallback xmlns:oel="http://schemas.microsoft.com/office/2019/extlst" xmlns:w16du="http://schemas.microsoft.com/office/word/2023/wordml/word16du" xmlns:w16sdtfl="http://schemas.microsoft.com/office/word/2024/wordml/sdtformatlock">
             <w:pict>
               <v:line w14:anchorId="4E3E317D" id="ตัวเชื่อมต่อตรง 1" o:spid="_x0000_s1026" style="position:absolute;flip:y;z-index:251661312;visibility:visible;mso-wrap-style:square;mso-width-percent:0;mso-height-percent:0;mso-wrap-distance-left:9pt;mso-wrap-distance-top:0;mso-wrap-distance-right:9pt;mso-wrap-distance-bottom:0;mso-position-horizontal:right;mso-position-horizontal-relative:margin;mso-position-vertical:absolute;mso-position-vertical-relative:text;mso-width-percent:0;mso-height-percent:0;mso-width-relative:margin;mso-height-relative:margin" from="380.8pt,24pt" to="812.8pt,24pt" o:gfxdata="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" strokecolor="windowText" strokeweight="1pt">
                 <v:stroke joinstyle="miter"/>
@@ -2184,7 +2138,7 @@
       </w:r>
       <w:r>
         <w:rPr>
-          <w:rFonts w:ascii="TH SarabunPSK" w:hAnsi="TH SarabunPSK" w:cs="TH SarabunPSK" w:hint="cs"/>
+          <w:rFonts w:ascii="TH SarabunPSK" w:hAnsi="TH SarabunPSK" w:cs="TH SarabunPSK"/>
           <w:sz w:val="32"/>
           <w:szCs w:val="32"/>
           <w:cs/>
@@ -2201,19 +2155,12 @@
         </w:tabs>
         <w:spacing w:after="0" w:line="240" w:lineRule="auto"/>
         <w:rPr>
-          <w:rFonts w:ascii="TH SarabunPSK" w:hAnsi="TH SarabunPSK" w:cs="TH SarabunPSK" w:hint="cs"/>
-          <w:sz w:val="32"/>
-          <w:szCs w:val="32"/>
-        </w:rPr>
-        <w:sectPr>
-          <w:headerReference w:type="default" r:id="rId9"/>
-          <w:type w:val="continuous"/>
-          <w:pgSz w:w="11906" w:h="16838" w:code="9"/>
-          <w:pgMar w:top="1440" w:right="1440" w:bottom="1440" w:left="2160" w:header="720" w:footer="720" w:gutter="0"/>
-          <w:pgNumType w:start="100"/>
-          <w:cols w:space="720"/>
-          <w:docGrid w:linePitch="360"/>
-        </w:sectPr>
+          <w:rFonts w:ascii="TH SarabunPSK" w:hAnsi="TH SarabunPSK" w:cs="TH SarabunPSK"/>
+          <w:b/>
+          <w:bCs/>
+          <w:sz w:val="36"/>
+          <w:szCs w:val="36"/>
+        </w:rPr>
       </w:pPr>
     </w:p>
     <w:p>
@@ -2555,29 +2502,6 @@
           <w:szCs w:val="36"/>
         </w:rPr>
       </w:pPr>
-      <w:r>
-        <w:rPr>
-          <w:rFonts w:ascii="TH SarabunPSK" w:hAnsi="TH SarabunPSK" w:cs="TH SarabunPSK"/>
-          <w:b/>
-          <w:bCs/>
-          <w:sz w:val="36"/>
-          <w:szCs w:val="36"/>
-          <w:cs/>
-        </w:rPr>
-        <w:lastRenderedPageBreak/>
-        <w:t>แบบประเมินประสิทธิภาพของ</w:t>
-      </w:r>
-      <w:r>
-        <w:rPr>
-          <w:rFonts w:ascii="TH SarabunPSK" w:hAnsi="TH SarabunPSK" w:cs="TH SarabunPSK"/>
-          <w:b/>
-          <w:bCs/>
-          <w:sz w:val="36"/>
-          <w:szCs w:val="36"/>
-          <w:cs/>
-        </w:rPr>
-        <w:t>ระบบผู้ช่วยแบบตัวแทนเชิงปัญญาประดิษฐ์สำหรับองค์กร</w:t>
-      </w:r>
     </w:p>
     <w:p>
       <w:pPr>
@@ -2591,8 +2515,8 @@
           <w:rFonts w:ascii="TH SarabunPSK" w:hAnsi="TH SarabunPSK" w:cs="TH SarabunPSK"/>
           <w:b/>
           <w:bCs/>
-          <w:sz w:val="16"/>
-          <w:szCs w:val="16"/>
+          <w:sz w:val="36"/>
+          <w:szCs w:val="36"/>
         </w:rPr>
       </w:pPr>
     </w:p>
@@ -2612,11 +2536,153 @@
           <w:szCs w:val="36"/>
         </w:rPr>
       </w:pPr>
-      <w:r>
-        <w:rPr>
-          <w:rFonts w:ascii="TH SarabunPSK" w:hAnsi="TH SarabunPSK" w:cs="TH SarabunPSK" w:hint="cs"/>
+    </w:p>
+    <w:p>
+      <w:pPr>
+        <w:tabs>
+          <w:tab w:val="left" w:pos="1418"/>
+          <w:tab w:val="left" w:pos="1560"/>
+          <w:tab w:val="left" w:pos="2410"/>
+        </w:tabs>
+        <w:spacing w:after="0" w:line="240" w:lineRule="auto"/>
+        <w:rPr>
+          <w:rFonts w:ascii="TH SarabunPSK" w:hAnsi="TH SarabunPSK" w:cs="TH SarabunPSK"/>
           <w:b/>
           <w:bCs/>
+          <w:sz w:val="36"/>
+          <w:szCs w:val="36"/>
+        </w:rPr>
+      </w:pPr>
+    </w:p>
+    <w:p>
+      <w:pPr>
+        <w:tabs>
+          <w:tab w:val="left" w:pos="1418"/>
+          <w:tab w:val="left" w:pos="1560"/>
+          <w:tab w:val="left" w:pos="2410"/>
+        </w:tabs>
+        <w:spacing w:after="0" w:line="240" w:lineRule="auto"/>
+        <w:rPr>
+          <w:rFonts w:ascii="TH SarabunPSK" w:hAnsi="TH SarabunPSK" w:cs="TH SarabunPSK"/>
+          <w:b/>
+          <w:bCs/>
+          <w:sz w:val="36"/>
+          <w:szCs w:val="36"/>
+        </w:rPr>
+      </w:pPr>
+    </w:p>
+    <w:p>
+      <w:pPr>
+        <w:tabs>
+          <w:tab w:val="left" w:pos="1418"/>
+          <w:tab w:val="left" w:pos="1560"/>
+          <w:tab w:val="left" w:pos="2410"/>
+        </w:tabs>
+        <w:spacing w:after="0" w:line="240" w:lineRule="auto"/>
+        <w:rPr>
+          <w:rFonts w:ascii="TH SarabunPSK" w:hAnsi="TH SarabunPSK" w:cs="TH SarabunPSK"/>
+          <w:b/>
+          <w:bCs/>
+          <w:sz w:val="36"/>
+          <w:szCs w:val="36"/>
+        </w:rPr>
+      </w:pPr>
+    </w:p>
+    <w:p>
+      <w:pPr>
+        <w:tabs>
+          <w:tab w:val="left" w:pos="1418"/>
+          <w:tab w:val="left" w:pos="1560"/>
+          <w:tab w:val="left" w:pos="2410"/>
+        </w:tabs>
+        <w:spacing w:after="0" w:line="240" w:lineRule="auto"/>
+        <w:rPr>
+          <w:rFonts w:ascii="TH SarabunPSK" w:hAnsi="TH SarabunPSK" w:cs="TH SarabunPSK"/>
+          <w:b/>
+          <w:bCs/>
+          <w:sz w:val="36"/>
+          <w:szCs w:val="36"/>
+        </w:rPr>
+      </w:pPr>
+    </w:p>
+    <w:p>
+      <w:pPr>
+        <w:tabs>
+          <w:tab w:val="left" w:pos="1418"/>
+          <w:tab w:val="left" w:pos="1560"/>
+          <w:tab w:val="left" w:pos="2410"/>
+        </w:tabs>
+        <w:spacing w:after="0" w:line="240" w:lineRule="auto"/>
+        <w:rPr>
+          <w:rFonts w:ascii="TH SarabunPSK" w:hAnsi="TH SarabunPSK" w:cs="TH SarabunPSK"/>
+          <w:b/>
+          <w:bCs/>
+          <w:sz w:val="36"/>
+          <w:szCs w:val="36"/>
+        </w:rPr>
+      </w:pPr>
+      <w:r>
+        <w:rPr>
+          <w:rFonts w:ascii="TH SarabunPSK" w:hAnsi="TH SarabunPSK" w:cs="TH SarabunPSK"/>
+          <w:b/>
+          <w:bCs/>
+          <w:sz w:val="36"/>
+          <w:szCs w:val="36"/>
+          <w:cs/>
+        </w:rPr>
+        <w:lastRenderedPageBreak/>
+        <w:t>แบบประเมินประสิทธิภาพของ</w:t>
+      </w:r>
+      <w:r>
+        <w:rPr>
+          <w:rFonts w:ascii="TH SarabunPSK" w:hAnsi="TH SarabunPSK" w:cs="TH SarabunPSK"/>
+          <w:b/>
+          <w:bCs/>
+          <w:sz w:val="36"/>
+          <w:szCs w:val="36"/>
+          <w:cs/>
+        </w:rPr>
+        <w:t>ระบบผู้ช่วยแบบตัวแทนเชิงปัญญาประดิษฐ์สำหรับองค์กร</w:t>
+      </w:r>
+    </w:p>
+    <w:p>
+      <w:pPr>
+        <w:tabs>
+          <w:tab w:val="left" w:pos="1418"/>
+          <w:tab w:val="left" w:pos="1560"/>
+          <w:tab w:val="left" w:pos="2410"/>
+        </w:tabs>
+        <w:spacing w:after="0" w:line="240" w:lineRule="auto"/>
+        <w:rPr>
+          <w:rFonts w:ascii="TH SarabunPSK" w:hAnsi="TH SarabunPSK" w:cs="TH SarabunPSK"/>
+          <w:b/>
+          <w:bCs/>
+          <w:sz w:val="16"/>
+          <w:szCs w:val="16"/>
+        </w:rPr>
+      </w:pPr>
+    </w:p>
+    <w:p>
+      <w:pPr>
+        <w:tabs>
+          <w:tab w:val="left" w:pos="1418"/>
+          <w:tab w:val="left" w:pos="1560"/>
+          <w:tab w:val="left" w:pos="2410"/>
+        </w:tabs>
+        <w:spacing w:after="0" w:line="240" w:lineRule="auto"/>
+        <w:rPr>
+          <w:rFonts w:ascii="TH SarabunPSK" w:hAnsi="TH SarabunPSK" w:cs="TH SarabunPSK"/>
+          <w:b/>
+          <w:bCs/>
+          <w:sz w:val="36"/>
+          <w:szCs w:val="36"/>
+        </w:rPr>
+      </w:pPr>
+      <w:r>
+        <w:rPr>
+          <w:rFonts w:ascii="TH SarabunPSK" w:hAnsi="TH SarabunPSK" w:cs="TH SarabunPSK"/>
+          <w:b/>
+          <w:bCs/>
           <w:sz w:val="32"/>
           <w:szCs w:val="32"/>
           <w:cs/>
@@ -2625,7 +2691,7 @@
       </w:r>
       <w:r>
         <w:rPr>
-          <w:rFonts w:ascii="TH SarabunPSK" w:hAnsi="TH SarabunPSK" w:cs="TH SarabunPSK" w:hint="cs"/>
+          <w:rFonts w:ascii="TH SarabunPSK" w:hAnsi="TH SarabunPSK" w:cs="TH SarabunPSK"/>
           <w:b/>
           <w:bCs/>
           <w:color w:val="FFFFFF" w:themeColor="background1"/>
@@ -2637,7 +2703,7 @@
       </w:r>
       <w:r>
         <w:rPr>
-          <w:rFonts w:ascii="TH SarabunPSK" w:hAnsi="TH SarabunPSK" w:cs="TH SarabunPSK" w:hint="cs"/>
+          <w:rFonts w:ascii="TH SarabunPSK" w:hAnsi="TH SarabunPSK" w:cs="TH SarabunPSK"/>
           <w:b/>
           <w:bCs/>
           <w:sz w:val="32"/>
@@ -2664,21 +2730,12 @@
       </w:pPr>
       <w:r>
         <w:rPr>
-          <w:rFonts w:ascii="TH SarabunPSK" w:hAnsi="TH SarabunPSK" w:cs="TH SarabunPSK" w:hint="cs"/>
-          <w:sz w:val="32"/>
-          <w:szCs w:val="32"/>
-          <w:cs/>
-        </w:rPr>
-        <w:t>ชื่อผู้ประเมิน..............................................................................................................</w:t>
-      </w:r>
-      <w:r>
-        <w:rPr>
-          <w:rFonts w:ascii="TH SarabunPSK" w:hAnsi="TH SarabunPSK" w:cs="TH SarabunPSK" w:hint="cs"/>
-          <w:sz w:val="32"/>
-          <w:szCs w:val="32"/>
-          <w:cs/>
-        </w:rPr>
-        <w:t>.........................</w:t>
+          <w:rFonts w:ascii="TH SarabunPSK" w:hAnsi="TH SarabunPSK" w:cs="TH SarabunPSK"/>
+          <w:sz w:val="32"/>
+          <w:szCs w:val="32"/>
+          <w:cs/>
+        </w:rPr>
+        <w:t>ชื่อผู้ประเมิน.......................................................................................................................................</w:t>
       </w:r>
     </w:p>
     <w:p>
@@ -2698,7 +2755,7 @@
       </w:pPr>
       <w:r>
         <w:rPr>
-          <w:rFonts w:ascii="TH SarabunPSK" w:hAnsi="TH SarabunPSK" w:cs="TH SarabunPSK" w:hint="cs"/>
+          <w:rFonts w:ascii="TH SarabunPSK" w:hAnsi="TH SarabunPSK" w:cs="TH SarabunPSK"/>
           <w:sz w:val="32"/>
           <w:szCs w:val="32"/>
           <w:cs/>
@@ -2725,7 +2782,7 @@
       </w:pPr>
       <w:r>
         <w:rPr>
-          <w:rFonts w:ascii="TH SarabunPSK" w:hAnsi="TH SarabunPSK" w:cs="TH SarabunPSK" w:hint="cs"/>
+          <w:rFonts w:ascii="TH SarabunPSK" w:hAnsi="TH SarabunPSK" w:cs="TH SarabunPSK"/>
           <w:b/>
           <w:bCs/>
           <w:sz w:val="32"/>
@@ -2736,7 +2793,7 @@
       </w:r>
       <w:r>
         <w:rPr>
-          <w:rFonts w:ascii="TH SarabunPSK" w:hAnsi="TH SarabunPSK" w:cs="TH SarabunPSK" w:hint="cs"/>
+          <w:rFonts w:ascii="TH SarabunPSK" w:hAnsi="TH SarabunPSK" w:cs="TH SarabunPSK"/>
           <w:b/>
           <w:bCs/>
           <w:color w:val="FFFFFF" w:themeColor="background1"/>
@@ -2786,7 +2843,7 @@
       </w:r>
       <w:r>
         <w:rPr>
-          <w:rFonts w:ascii="TH SarabunPSK" w:hAnsi="TH SarabunPSK" w:cs="TH SarabunPSK" w:hint="cs"/>
+          <w:rFonts w:ascii="TH SarabunPSK" w:hAnsi="TH SarabunPSK" w:cs="TH SarabunPSK"/>
           <w:sz w:val="32"/>
           <w:szCs w:val="32"/>
           <w:cs/>
@@ -2829,7 +2886,7 @@
       </w:r>
       <w:r>
         <w:rPr>
-          <w:rFonts w:ascii="TH SarabunPSK" w:hAnsi="TH SarabunPSK" w:cs="TH SarabunPSK" w:hint="cs"/>
+          <w:rFonts w:ascii="TH SarabunPSK" w:hAnsi="TH SarabunPSK" w:cs="TH SarabunPSK"/>
           <w:sz w:val="32"/>
           <w:szCs w:val="32"/>
           <w:cs/>
@@ -2896,7 +2953,7 @@
             </w:pPr>
             <w:r>
               <w:rPr>
-                <w:rFonts w:ascii="TH SarabunPSK" w:hAnsi="TH SarabunPSK" w:cs="TH SarabunPSK" w:hint="cs"/>
+                <w:rFonts w:ascii="TH SarabunPSK" w:hAnsi="TH SarabunPSK" w:cs="TH SarabunPSK"/>
                 <w:b/>
                 <w:bCs/>
                 <w:sz w:val="32"/>
@@ -2932,7 +2989,7 @@
             </w:pPr>
             <w:r>
               <w:rPr>
-                <w:rFonts w:ascii="TH SarabunPSK" w:hAnsi="TH SarabunPSK" w:cs="TH SarabunPSK" w:hint="cs"/>
+                <w:rFonts w:ascii="TH SarabunPSK" w:hAnsi="TH SarabunPSK" w:cs="TH SarabunPSK"/>
                 <w:b/>
                 <w:bCs/>
                 <w:sz w:val="32"/>
@@ -2969,7 +3026,7 @@
             </w:pPr>
             <w:r>
               <w:rPr>
-                <w:rFonts w:ascii="TH SarabunPSK" w:hAnsi="TH SarabunPSK" w:cs="TH SarabunPSK" w:hint="cs"/>
+                <w:rFonts w:ascii="TH SarabunPSK" w:hAnsi="TH SarabunPSK" w:cs="TH SarabunPSK"/>
                 <w:b/>
                 <w:bCs/>
                 <w:sz w:val="32"/>
@@ -3028,7 +3085,7 @@
             </w:pPr>
             <w:r>
               <w:rPr>
-                <w:rFonts w:ascii="TH SarabunPSK" w:hAnsi="TH SarabunPSK" w:cs="TH SarabunPSK" w:hint="cs"/>
+                <w:rFonts w:ascii="TH SarabunPSK" w:hAnsi="TH SarabunPSK" w:cs="TH SarabunPSK"/>
                 <w:b/>
                 <w:bCs/>
                 <w:sz w:val="32"/>
@@ -3062,7 +3119,7 @@
             </w:pPr>
             <w:r>
               <w:rPr>
-                <w:rFonts w:ascii="TH SarabunPSK" w:hAnsi="TH SarabunPSK" w:cs="TH SarabunPSK" w:hint="cs"/>
+                <w:rFonts w:ascii="TH SarabunPSK" w:hAnsi="TH SarabunPSK" w:cs="TH SarabunPSK"/>
                 <w:b/>
                 <w:bCs/>
                 <w:sz w:val="32"/>
@@ -3096,7 +3153,7 @@
             </w:pPr>
             <w:r>
               <w:rPr>
-                <w:rFonts w:ascii="TH SarabunPSK" w:hAnsi="TH SarabunPSK" w:cs="TH SarabunPSK" w:hint="cs"/>
+                <w:rFonts w:ascii="TH SarabunPSK" w:hAnsi="TH SarabunPSK" w:cs="TH SarabunPSK"/>
                 <w:b/>
                 <w:bCs/>
                 <w:sz w:val="32"/>
@@ -3130,7 +3187,7 @@
             </w:pPr>
             <w:r>
               <w:rPr>
-                <w:rFonts w:ascii="TH SarabunPSK" w:hAnsi="TH SarabunPSK" w:cs="TH SarabunPSK" w:hint="cs"/>
+                <w:rFonts w:ascii="TH SarabunPSK" w:hAnsi="TH SarabunPSK" w:cs="TH SarabunPSK"/>
                 <w:b/>
                 <w:bCs/>
                 <w:sz w:val="32"/>
@@ -3164,7 +3221,7 @@
             </w:pPr>
             <w:r>
               <w:rPr>
-                <w:rFonts w:ascii="TH SarabunPSK" w:hAnsi="TH SarabunPSK" w:cs="TH SarabunPSK" w:hint="cs"/>
+                <w:rFonts w:ascii="TH SarabunPSK" w:hAnsi="TH SarabunPSK" w:cs="TH SarabunPSK"/>
                 <w:b/>
                 <w:bCs/>
                 <w:sz w:val="32"/>
@@ -3224,7 +3281,7 @@
             </w:pPr>
             <w:r>
               <w:rPr>
-                <w:rFonts w:ascii="TH SarabunPSK" w:hAnsi="TH SarabunPSK" w:cs="TH SarabunPSK" w:hint="cs"/>
+                <w:rFonts w:ascii="TH SarabunPSK" w:hAnsi="TH SarabunPSK" w:cs="TH SarabunPSK"/>
                 <w:b/>
                 <w:bCs/>
                 <w:sz w:val="32"/>
@@ -3235,7 +3292,7 @@
             </w:r>
             <w:r>
               <w:rPr>
-                <w:rFonts w:ascii="TH SarabunPSK" w:hAnsi="TH SarabunPSK" w:cs="TH SarabunPSK" w:hint="cs"/>
+                <w:rFonts w:ascii="TH SarabunPSK" w:hAnsi="TH SarabunPSK" w:cs="TH SarabunPSK"/>
                 <w:b/>
                 <w:bCs/>
                 <w:color w:val="B3E5A1" w:themeColor="accent6" w:themeTint="66"/>
@@ -3258,25 +3315,14 @@
             </w:r>
             <w:r>
               <w:rPr>
-                <w:rFonts w:ascii="TH SarabunPSK" w:hAnsi="TH SarabunPSK" w:cs="TH SarabunPSK" w:hint="cs"/>
+                <w:rFonts w:ascii="TH SarabunPSK" w:hAnsi="TH SarabunPSK" w:cs="TH SarabunPSK"/>
                 <w:b/>
                 <w:bCs/>
                 <w:sz w:val="32"/>
                 <w:szCs w:val="32"/>
                 <w:cs/>
               </w:rPr>
-              <w:t xml:space="preserve"> </w:t>
-            </w:r>
-            <w:r>
-              <w:rPr>
-                <w:rFonts w:ascii="TH SarabunPSK" w:hAnsi="TH SarabunPSK" w:cs="TH SarabunPSK"/>
-                <w:b/>
-                <w:bCs/>
-                <w:sz w:val="32"/>
-                <w:szCs w:val="32"/>
-                <w:cs/>
-              </w:rPr>
-              <w:t>(</w:t>
+              <w:t xml:space="preserve"> (</w:t>
             </w:r>
             <w:r>
               <w:rPr>
@@ -4194,7 +4240,7 @@
             </w:pPr>
             <w:r>
               <w:rPr>
-                <w:rFonts w:ascii="TH SarabunPSK" w:hAnsi="TH SarabunPSK" w:cs="TH SarabunPSK" w:hint="cs"/>
+                <w:rFonts w:ascii="TH SarabunPSK" w:hAnsi="TH SarabunPSK" w:cs="TH SarabunPSK"/>
                 <w:b/>
                 <w:bCs/>
                 <w:sz w:val="32"/>
@@ -4227,14 +4273,14 @@
             </w:r>
             <w:r>
               <w:rPr>
-                <w:rFonts w:ascii="TH SarabunPSK" w:hAnsi="TH SarabunPSK" w:cs="TH SarabunPSK" w:hint="cs"/>
+                <w:rFonts w:ascii="TH SarabunPSK" w:hAnsi="TH SarabunPSK" w:cs="TH SarabunPSK"/>
                 <w:b/>
                 <w:bCs/>
                 <w:sz w:val="32"/>
                 <w:szCs w:val="32"/>
                 <w:cs/>
               </w:rPr>
-              <w:t xml:space="preserve"> </w:t>
+              <w:t xml:space="preserve"> (</w:t>
             </w:r>
             <w:r>
               <w:rPr>
@@ -4243,17 +4289,6 @@
                 <w:bCs/>
                 <w:sz w:val="32"/>
                 <w:szCs w:val="32"/>
-                <w:cs/>
-              </w:rPr>
-              <w:t>(</w:t>
-            </w:r>
-            <w:r>
-              <w:rPr>
-                <w:rFonts w:ascii="TH SarabunPSK" w:hAnsi="TH SarabunPSK" w:cs="TH SarabunPSK"/>
-                <w:b/>
-                <w:bCs/>
-                <w:sz w:val="32"/>
-                <w:szCs w:val="32"/>
               </w:rPr>
               <w:t>Functional Test)</w:t>
             </w:r>
@@ -4492,7 +4527,7 @@
             </w:pPr>
             <w:r>
               <w:rPr>
-                <w:rFonts w:ascii="TH SarabunPSK" w:hAnsi="TH SarabunPSK" w:cs="TH SarabunPSK" w:hint="cs"/>
+                <w:rFonts w:ascii="TH SarabunPSK" w:hAnsi="TH SarabunPSK" w:cs="TH SarabunPSK"/>
                 <w:sz w:val="32"/>
                 <w:szCs w:val="32"/>
                 <w:cs/>
@@ -4501,7 +4536,7 @@
             </w:r>
             <w:r>
               <w:rPr>
-                <w:rFonts w:ascii="TH SarabunPSK" w:hAnsi="TH SarabunPSK" w:cs="TH SarabunPSK" w:hint="cs"/>
+                <w:rFonts w:ascii="TH SarabunPSK" w:hAnsi="TH SarabunPSK" w:cs="TH SarabunPSK"/>
                 <w:sz w:val="32"/>
                 <w:szCs w:val="32"/>
                 <w:cs/>
@@ -4660,7 +4695,7 @@
             </w:pPr>
             <w:r>
               <w:rPr>
-                <w:rFonts w:ascii="TH SarabunPSK" w:hAnsi="TH SarabunPSK" w:cs="TH SarabunPSK" w:hint="cs"/>
+                <w:rFonts w:ascii="TH SarabunPSK" w:hAnsi="TH SarabunPSK" w:cs="TH SarabunPSK"/>
                 <w:sz w:val="32"/>
                 <w:szCs w:val="32"/>
                 <w:cs/>
@@ -4669,7 +4704,7 @@
             </w:r>
             <w:r>
               <w:rPr>
-                <w:rFonts w:ascii="TH SarabunPSK" w:hAnsi="TH SarabunPSK" w:cs="TH SarabunPSK" w:hint="cs"/>
+                <w:rFonts w:ascii="TH SarabunPSK" w:hAnsi="TH SarabunPSK" w:cs="TH SarabunPSK"/>
                 <w:sz w:val="32"/>
                 <w:szCs w:val="32"/>
                 <w:cs/>
@@ -4678,7 +4713,7 @@
             </w:r>
             <w:r>
               <w:rPr>
-                <w:rFonts w:ascii="TH SarabunPSK" w:hAnsi="TH SarabunPSK" w:cs="TH SarabunPSK" w:hint="cs"/>
+                <w:rFonts w:ascii="TH SarabunPSK" w:hAnsi="TH SarabunPSK" w:cs="TH SarabunPSK"/>
                 <w:color w:val="FFFFFF" w:themeColor="background1"/>
                 <w:sz w:val="32"/>
                 <w:szCs w:val="32"/>
@@ -4855,7 +4890,7 @@
             </w:pPr>
             <w:r>
               <w:rPr>
-                <w:rFonts w:ascii="TH SarabunPSK" w:hAnsi="TH SarabunPSK" w:cs="TH SarabunPSK" w:hint="cs"/>
+                <w:rFonts w:ascii="TH SarabunPSK" w:hAnsi="TH SarabunPSK" w:cs="TH SarabunPSK"/>
                 <w:sz w:val="32"/>
                 <w:szCs w:val="32"/>
                 <w:cs/>
@@ -4864,7 +4899,7 @@
             </w:r>
             <w:r>
               <w:rPr>
-                <w:rFonts w:ascii="TH SarabunPSK" w:hAnsi="TH SarabunPSK" w:cs="TH SarabunPSK" w:hint="cs"/>
+                <w:rFonts w:ascii="TH SarabunPSK" w:hAnsi="TH SarabunPSK" w:cs="TH SarabunPSK"/>
                 <w:sz w:val="32"/>
                 <w:szCs w:val="32"/>
                 <w:cs/>
@@ -5014,6 +5049,114 @@
         <w:jc w:val="thaiDistribute"/>
         <w:rPr>
           <w:rFonts w:ascii="TH SarabunPSK" w:hAnsi="TH SarabunPSK" w:cs="TH SarabunPSK"/>
+          <w:b/>
+          <w:bCs/>
+          <w:sz w:val="32"/>
+          <w:szCs w:val="32"/>
+        </w:rPr>
+      </w:pPr>
+    </w:p>
+    <w:p>
+      <w:pPr>
+        <w:tabs>
+          <w:tab w:val="left" w:pos="1418"/>
+          <w:tab w:val="left" w:pos="1560"/>
+          <w:tab w:val="left" w:pos="2410"/>
+        </w:tabs>
+        <w:spacing w:after="0" w:line="240" w:lineRule="auto"/>
+        <w:jc w:val="thaiDistribute"/>
+        <w:rPr>
+          <w:rFonts w:ascii="TH SarabunPSK" w:hAnsi="TH SarabunPSK" w:cs="TH SarabunPSK"/>
+          <w:b/>
+          <w:bCs/>
+          <w:sz w:val="32"/>
+          <w:szCs w:val="32"/>
+        </w:rPr>
+      </w:pPr>
+    </w:p>
+    <w:p>
+      <w:pPr>
+        <w:tabs>
+          <w:tab w:val="left" w:pos="1418"/>
+          <w:tab w:val="left" w:pos="1560"/>
+          <w:tab w:val="left" w:pos="2410"/>
+        </w:tabs>
+        <w:spacing w:after="0" w:line="240" w:lineRule="auto"/>
+        <w:jc w:val="thaiDistribute"/>
+        <w:rPr>
+          <w:rFonts w:ascii="TH SarabunPSK" w:hAnsi="TH SarabunPSK" w:cs="TH SarabunPSK"/>
+          <w:b/>
+          <w:bCs/>
+          <w:sz w:val="32"/>
+          <w:szCs w:val="32"/>
+        </w:rPr>
+      </w:pPr>
+    </w:p>
+    <w:p>
+      <w:pPr>
+        <w:tabs>
+          <w:tab w:val="left" w:pos="1418"/>
+          <w:tab w:val="left" w:pos="1560"/>
+          <w:tab w:val="left" w:pos="2410"/>
+        </w:tabs>
+        <w:spacing w:after="0" w:line="240" w:lineRule="auto"/>
+        <w:jc w:val="thaiDistribute"/>
+        <w:rPr>
+          <w:rFonts w:ascii="TH SarabunPSK" w:hAnsi="TH SarabunPSK" w:cs="TH SarabunPSK"/>
+          <w:b/>
+          <w:bCs/>
+          <w:sz w:val="32"/>
+          <w:szCs w:val="32"/>
+        </w:rPr>
+      </w:pPr>
+    </w:p>
+    <w:p>
+      <w:pPr>
+        <w:tabs>
+          <w:tab w:val="left" w:pos="1418"/>
+          <w:tab w:val="left" w:pos="1560"/>
+          <w:tab w:val="left" w:pos="2410"/>
+        </w:tabs>
+        <w:spacing w:after="0" w:line="240" w:lineRule="auto"/>
+        <w:jc w:val="thaiDistribute"/>
+        <w:rPr>
+          <w:rFonts w:ascii="TH SarabunPSK" w:hAnsi="TH SarabunPSK" w:cs="TH SarabunPSK"/>
+          <w:b/>
+          <w:bCs/>
+          <w:sz w:val="32"/>
+          <w:szCs w:val="32"/>
+        </w:rPr>
+      </w:pPr>
+    </w:p>
+    <w:p>
+      <w:pPr>
+        <w:tabs>
+          <w:tab w:val="left" w:pos="1418"/>
+          <w:tab w:val="left" w:pos="1560"/>
+          <w:tab w:val="left" w:pos="2410"/>
+        </w:tabs>
+        <w:spacing w:after="0" w:line="240" w:lineRule="auto"/>
+        <w:jc w:val="thaiDistribute"/>
+        <w:rPr>
+          <w:rFonts w:ascii="TH SarabunPSK" w:hAnsi="TH SarabunPSK" w:cs="TH SarabunPSK"/>
+          <w:b/>
+          <w:bCs/>
+          <w:sz w:val="32"/>
+          <w:szCs w:val="32"/>
+        </w:rPr>
+      </w:pPr>
+    </w:p>
+    <w:p>
+      <w:pPr>
+        <w:tabs>
+          <w:tab w:val="left" w:pos="1418"/>
+          <w:tab w:val="left" w:pos="1560"/>
+          <w:tab w:val="left" w:pos="2410"/>
+        </w:tabs>
+        <w:spacing w:after="0" w:line="240" w:lineRule="auto"/>
+        <w:jc w:val="thaiDistribute"/>
+        <w:rPr>
+          <w:rFonts w:ascii="TH SarabunPSK" w:hAnsi="TH SarabunPSK" w:cs="TH SarabunPSK" w:hint="cs"/>
           <w:b/>
           <w:bCs/>
           <w:sz w:val="32"/>
@@ -5061,16 +5204,16 @@
                 <w:szCs w:val="32"/>
               </w:rPr>
             </w:pPr>
-            <w:bookmarkStart w:id="0" w:name="_GoBack"/>
-            <w:r>
-              <w:rPr>
-                <w:rFonts w:ascii="TH SarabunPSK" w:hAnsi="TH SarabunPSK" w:cs="TH SarabunPSK" w:hint="cs"/>
+            <w:r>
+              <w:rPr>
+                <w:rFonts w:ascii="TH SarabunPSK" w:hAnsi="TH SarabunPSK" w:cs="TH SarabunPSK"/>
                 <w:b/>
                 <w:bCs/>
                 <w:sz w:val="32"/>
                 <w:szCs w:val="32"/>
                 <w:cs/>
               </w:rPr>
+              <w:lastRenderedPageBreak/>
               <w:t>รายการ</w:t>
             </w:r>
           </w:p>
@@ -5100,7 +5243,7 @@
             </w:pPr>
             <w:r>
               <w:rPr>
-                <w:rFonts w:ascii="TH SarabunPSK" w:hAnsi="TH SarabunPSK" w:cs="TH SarabunPSK" w:hint="cs"/>
+                <w:rFonts w:ascii="TH SarabunPSK" w:hAnsi="TH SarabunPSK" w:cs="TH SarabunPSK"/>
                 <w:b/>
                 <w:bCs/>
                 <w:sz w:val="32"/>
@@ -5137,7 +5280,7 @@
             </w:pPr>
             <w:r>
               <w:rPr>
-                <w:rFonts w:ascii="TH SarabunPSK" w:hAnsi="TH SarabunPSK" w:cs="TH SarabunPSK" w:hint="cs"/>
+                <w:rFonts w:ascii="TH SarabunPSK" w:hAnsi="TH SarabunPSK" w:cs="TH SarabunPSK"/>
                 <w:b/>
                 <w:bCs/>
                 <w:sz w:val="32"/>
@@ -5149,7 +5292,6 @@
           </w:p>
         </w:tc>
       </w:tr>
-      <w:bookmarkEnd w:id="0"/>
       <w:tr>
         <w:tc>
           <w:tcPr>
@@ -5197,7 +5339,7 @@
             </w:pPr>
             <w:r>
               <w:rPr>
-                <w:rFonts w:ascii="TH SarabunPSK" w:hAnsi="TH SarabunPSK" w:cs="TH SarabunPSK" w:hint="cs"/>
+                <w:rFonts w:ascii="TH SarabunPSK" w:hAnsi="TH SarabunPSK" w:cs="TH SarabunPSK"/>
                 <w:b/>
                 <w:bCs/>
                 <w:sz w:val="32"/>
@@ -5231,7 +5373,7 @@
             </w:pPr>
             <w:r>
               <w:rPr>
-                <w:rFonts w:ascii="TH SarabunPSK" w:hAnsi="TH SarabunPSK" w:cs="TH SarabunPSK" w:hint="cs"/>
+                <w:rFonts w:ascii="TH SarabunPSK" w:hAnsi="TH SarabunPSK" w:cs="TH SarabunPSK"/>
                 <w:b/>
                 <w:bCs/>
                 <w:sz w:val="32"/>
@@ -5265,7 +5407,7 @@
             </w:pPr>
             <w:r>
               <w:rPr>
-                <w:rFonts w:ascii="TH SarabunPSK" w:hAnsi="TH SarabunPSK" w:cs="TH SarabunPSK" w:hint="cs"/>
+                <w:rFonts w:ascii="TH SarabunPSK" w:hAnsi="TH SarabunPSK" w:cs="TH SarabunPSK"/>
                 <w:b/>
                 <w:bCs/>
                 <w:sz w:val="32"/>
@@ -5299,7 +5441,7 @@
             </w:pPr>
             <w:r>
               <w:rPr>
-                <w:rFonts w:ascii="TH SarabunPSK" w:hAnsi="TH SarabunPSK" w:cs="TH SarabunPSK" w:hint="cs"/>
+                <w:rFonts w:ascii="TH SarabunPSK" w:hAnsi="TH SarabunPSK" w:cs="TH SarabunPSK"/>
                 <w:b/>
                 <w:bCs/>
                 <w:sz w:val="32"/>
@@ -5333,7 +5475,7 @@
             </w:pPr>
             <w:r>
               <w:rPr>
-                <w:rFonts w:ascii="TH SarabunPSK" w:hAnsi="TH SarabunPSK" w:cs="TH SarabunPSK" w:hint="cs"/>
+                <w:rFonts w:ascii="TH SarabunPSK" w:hAnsi="TH SarabunPSK" w:cs="TH SarabunPSK"/>
                 <w:b/>
                 <w:bCs/>
                 <w:sz w:val="32"/>
@@ -5381,19 +5523,18 @@
                 <w:tab w:val="left" w:pos="2410"/>
               </w:tabs>
               <w:rPr>
-                <w:rFonts w:ascii="TH SarabunPSK" w:hAnsi="TH SarabunPSK" w:cs="TH SarabunPSK" w:hint="cs"/>
-                <w:sz w:val="32"/>
-                <w:szCs w:val="32"/>
-                <w:cs/>
-              </w:rPr>
-            </w:pPr>
-            <w:r>
-              <w:rPr>
-                <w:rFonts w:ascii="TH SarabunPSK" w:hAnsi="TH SarabunPSK" w:cs="TH SarabunPSK"/>
-                <w:sz w:val="32"/>
-                <w:szCs w:val="32"/>
-              </w:rPr>
-              <w:lastRenderedPageBreak/>
+                <w:rFonts w:ascii="TH SarabunPSK" w:hAnsi="TH SarabunPSK" w:cs="TH SarabunPSK"/>
+                <w:sz w:val="32"/>
+                <w:szCs w:val="32"/>
+                <w:cs/>
+              </w:rPr>
+            </w:pPr>
+            <w:r>
+              <w:rPr>
+                <w:rFonts w:ascii="TH SarabunPSK" w:hAnsi="TH SarabunPSK" w:cs="TH SarabunPSK"/>
+                <w:sz w:val="32"/>
+                <w:szCs w:val="32"/>
+              </w:rPr>
               <w:t xml:space="preserve">10. </w:t>
             </w:r>
             <w:r>
@@ -6463,25 +6604,14 @@
             </w:r>
             <w:r>
               <w:rPr>
-                <w:rFonts w:ascii="TH SarabunPSK" w:hAnsi="TH SarabunPSK" w:cs="TH SarabunPSK" w:hint="cs"/>
+                <w:rFonts w:ascii="TH SarabunPSK" w:hAnsi="TH SarabunPSK" w:cs="TH SarabunPSK"/>
                 <w:b/>
                 <w:bCs/>
                 <w:sz w:val="32"/>
                 <w:szCs w:val="32"/>
                 <w:cs/>
               </w:rPr>
-              <w:t xml:space="preserve"> </w:t>
-            </w:r>
-            <w:r>
-              <w:rPr>
-                <w:rFonts w:ascii="TH SarabunPSK" w:hAnsi="TH SarabunPSK" w:cs="TH SarabunPSK"/>
-                <w:b/>
-                <w:bCs/>
-                <w:sz w:val="32"/>
-                <w:szCs w:val="32"/>
-                <w:cs/>
-              </w:rPr>
-              <w:t>(</w:t>
+              <w:t xml:space="preserve"> (</w:t>
             </w:r>
             <w:r>
               <w:rPr>
@@ -8394,6 +8524,60 @@
         <w:jc w:val="thaiDistribute"/>
         <w:rPr>
           <w:rFonts w:ascii="TH SarabunPSK" w:hAnsi="TH SarabunPSK" w:cs="TH SarabunPSK" w:hint="cs"/>
+          <w:b/>
+          <w:bCs/>
+          <w:sz w:val="32"/>
+          <w:szCs w:val="32"/>
+        </w:rPr>
+      </w:pPr>
+    </w:p>
+    <w:p>
+      <w:pPr>
+        <w:tabs>
+          <w:tab w:val="left" w:pos="1418"/>
+          <w:tab w:val="left" w:pos="1560"/>
+          <w:tab w:val="left" w:pos="2410"/>
+        </w:tabs>
+        <w:spacing w:after="0" w:line="240" w:lineRule="auto"/>
+        <w:jc w:val="thaiDistribute"/>
+        <w:rPr>
+          <w:rFonts w:ascii="TH SarabunPSK" w:hAnsi="TH SarabunPSK" w:cs="TH SarabunPSK"/>
+          <w:b/>
+          <w:bCs/>
+          <w:sz w:val="32"/>
+          <w:szCs w:val="32"/>
+        </w:rPr>
+      </w:pPr>
+    </w:p>
+    <w:p>
+      <w:pPr>
+        <w:tabs>
+          <w:tab w:val="left" w:pos="1418"/>
+          <w:tab w:val="left" w:pos="1560"/>
+          <w:tab w:val="left" w:pos="2410"/>
+        </w:tabs>
+        <w:spacing w:after="0" w:line="240" w:lineRule="auto"/>
+        <w:jc w:val="thaiDistribute"/>
+        <w:rPr>
+          <w:rFonts w:ascii="TH SarabunPSK" w:hAnsi="TH SarabunPSK" w:cs="TH SarabunPSK"/>
+          <w:b/>
+          <w:bCs/>
+          <w:sz w:val="32"/>
+          <w:szCs w:val="32"/>
+        </w:rPr>
+      </w:pPr>
+    </w:p>
+    <w:p>
+      <w:pPr>
+        <w:tabs>
+          <w:tab w:val="left" w:pos="1418"/>
+          <w:tab w:val="left" w:pos="1560"/>
+          <w:tab w:val="left" w:pos="2410"/>
+        </w:tabs>
+        <w:spacing w:after="0" w:line="240" w:lineRule="auto"/>
+        <w:jc w:val="thaiDistribute"/>
+        <w:rPr>
+          <w:rFonts w:ascii="TH SarabunPSK" w:hAnsi="TH SarabunPSK" w:cs="TH SarabunPSK"/>
           <w:b/>
           <w:bCs/>
           <w:sz w:val="32"/>
@@ -8443,7 +8627,7 @@
             </w:pPr>
             <w:r>
               <w:rPr>
-                <w:rFonts w:ascii="TH SarabunPSK" w:hAnsi="TH SarabunPSK" w:cs="TH SarabunPSK" w:hint="cs"/>
+                <w:rFonts w:ascii="TH SarabunPSK" w:hAnsi="TH SarabunPSK" w:cs="TH SarabunPSK"/>
                 <w:b/>
                 <w:bCs/>
                 <w:sz w:val="32"/>
@@ -8480,7 +8664,7 @@
             </w:pPr>
             <w:r>
               <w:rPr>
-                <w:rFonts w:ascii="TH SarabunPSK" w:hAnsi="TH SarabunPSK" w:cs="TH SarabunPSK" w:hint="cs"/>
+                <w:rFonts w:ascii="TH SarabunPSK" w:hAnsi="TH SarabunPSK" w:cs="TH SarabunPSK"/>
                 <w:b/>
                 <w:bCs/>
                 <w:sz w:val="32"/>
@@ -8517,7 +8701,7 @@
             </w:pPr>
             <w:r>
               <w:rPr>
-                <w:rFonts w:ascii="TH SarabunPSK" w:hAnsi="TH SarabunPSK" w:cs="TH SarabunPSK" w:hint="cs"/>
+                <w:rFonts w:ascii="TH SarabunPSK" w:hAnsi="TH SarabunPSK" w:cs="TH SarabunPSK"/>
                 <w:b/>
                 <w:bCs/>
                 <w:sz w:val="32"/>
@@ -8576,7 +8760,7 @@
             </w:pPr>
             <w:r>
               <w:rPr>
-                <w:rFonts w:ascii="TH SarabunPSK" w:hAnsi="TH SarabunPSK" w:cs="TH SarabunPSK" w:hint="cs"/>
+                <w:rFonts w:ascii="TH SarabunPSK" w:hAnsi="TH SarabunPSK" w:cs="TH SarabunPSK"/>
                 <w:b/>
                 <w:bCs/>
                 <w:sz w:val="32"/>
@@ -8610,7 +8794,7 @@
             </w:pPr>
             <w:r>
               <w:rPr>
-                <w:rFonts w:ascii="TH SarabunPSK" w:hAnsi="TH SarabunPSK" w:cs="TH SarabunPSK" w:hint="cs"/>
+                <w:rFonts w:ascii="TH SarabunPSK" w:hAnsi="TH SarabunPSK" w:cs="TH SarabunPSK"/>
                 <w:b/>
                 <w:bCs/>
                 <w:sz w:val="32"/>
@@ -8644,7 +8828,7 @@
             </w:pPr>
             <w:r>
               <w:rPr>
-                <w:rFonts w:ascii="TH SarabunPSK" w:hAnsi="TH SarabunPSK" w:cs="TH SarabunPSK" w:hint="cs"/>
+                <w:rFonts w:ascii="TH SarabunPSK" w:hAnsi="TH SarabunPSK" w:cs="TH SarabunPSK"/>
                 <w:b/>
                 <w:bCs/>
                 <w:sz w:val="32"/>
@@ -8678,7 +8862,7 @@
             </w:pPr>
             <w:r>
               <w:rPr>
-                <w:rFonts w:ascii="TH SarabunPSK" w:hAnsi="TH SarabunPSK" w:cs="TH SarabunPSK" w:hint="cs"/>
+                <w:rFonts w:ascii="TH SarabunPSK" w:hAnsi="TH SarabunPSK" w:cs="TH SarabunPSK"/>
                 <w:b/>
                 <w:bCs/>
                 <w:sz w:val="32"/>
@@ -8712,7 +8896,7 @@
             </w:pPr>
             <w:r>
               <w:rPr>
-                <w:rFonts w:ascii="TH SarabunPSK" w:hAnsi="TH SarabunPSK" w:cs="TH SarabunPSK" w:hint="cs"/>
+                <w:rFonts w:ascii="TH SarabunPSK" w:hAnsi="TH SarabunPSK" w:cs="TH SarabunPSK"/>
                 <w:b/>
                 <w:bCs/>
                 <w:sz w:val="32"/>
@@ -8779,18 +8963,7 @@
                 <w:szCs w:val="32"/>
                 <w:cs/>
               </w:rPr>
-              <w:t>ด้านที่ 5 ข้อมูลระดับความคิดเห็นเกี่ยวกับการตรวจสอบและความปลอดภัยในการใช้งาน</w:t>
-            </w:r>
-            <w:r>
-              <w:rPr>
-                <w:rFonts w:ascii="TH SarabunPSK" w:hAnsi="TH SarabunPSK" w:cs="TH SarabunPSK"/>
-                <w:b/>
-                <w:bCs/>
-                <w:sz w:val="32"/>
-                <w:szCs w:val="32"/>
-                <w:cs/>
-              </w:rPr>
-              <w:t>(</w:t>
+              <w:t>ด้านที่ 5 ข้อมูลระดับความคิดเห็นเกี่ยวกับการตรวจสอบและความปลอดภัยในการใช้งาน(</w:t>
             </w:r>
             <w:r>
               <w:rPr>
@@ -9361,7 +9534,7 @@
       </w:pPr>
       <w:r>
         <w:rPr>
-          <w:rFonts w:ascii="TH SarabunPSK" w:hAnsi="TH SarabunPSK" w:cs="TH SarabunPSK" w:hint="cs"/>
+          <w:rFonts w:ascii="TH SarabunPSK" w:hAnsi="TH SarabunPSK" w:cs="TH SarabunPSK"/>
           <w:b/>
           <w:bCs/>
           <w:sz w:val="32"/>
@@ -9372,7 +9545,7 @@
       </w:r>
       <w:r>
         <w:rPr>
-          <w:rFonts w:ascii="TH SarabunPSK" w:hAnsi="TH SarabunPSK" w:cs="TH SarabunPSK" w:hint="cs"/>
+          <w:rFonts w:ascii="TH SarabunPSK" w:hAnsi="TH SarabunPSK" w:cs="TH SarabunPSK"/>
           <w:b/>
           <w:bCs/>
           <w:color w:val="FFFFFF" w:themeColor="background1"/>
@@ -9384,7 +9557,7 @@
       </w:r>
       <w:r>
         <w:rPr>
-          <w:rFonts w:ascii="TH SarabunPSK" w:hAnsi="TH SarabunPSK" w:cs="TH SarabunPSK" w:hint="cs"/>
+          <w:rFonts w:ascii="TH SarabunPSK" w:hAnsi="TH SarabunPSK" w:cs="TH SarabunPSK"/>
           <w:b/>
           <w:bCs/>
           <w:sz w:val="32"/>
@@ -9422,208 +9595,25 @@
         <w:spacing w:after="0" w:line="240" w:lineRule="auto"/>
         <w:jc w:val="thaiDistribute"/>
         <w:rPr>
-          <w:rFonts w:ascii="TH SarabunPSK" w:hAnsi="TH SarabunPSK" w:cs="TH SarabunPSK"/>
+          <w:rFonts w:ascii="TH SarabunPSK" w:hAnsi="TH SarabunPSK" w:cs="TH SarabunPSK" w:hint="cs"/>
           <w:b/>
           <w:bCs/>
           <w:sz w:val="32"/>
           <w:szCs w:val="32"/>
-        </w:rPr>
-      </w:pPr>
-      <w:r>
-        <w:rPr>
-          <w:rFonts w:ascii="TH SarabunPSK" w:hAnsi="TH SarabunPSK" w:cs="TH SarabunPSK"/>
+          <w:cs/>
+        </w:rPr>
+      </w:pPr>
+      <w:r>
+        <w:rPr>
+          <w:rFonts w:ascii="TH SarabunPSK" w:hAnsi="TH SarabunPSK" w:cs="TH SarabunPSK" w:hint="cs"/>
           <w:b/>
           <w:bCs/>
-          <w:noProof/>
-          <w:sz w:val="32"/>
-          <w:szCs w:val="32"/>
-          <w:lang w:val="th-TH"/>
-        </w:rPr>
-        <mc:AlternateContent>
-          <mc:Choice Requires="wps">
-            <w:drawing>
-              <wp:anchor distT="0" distB="0" distL="114300" distR="114300" simplePos="0" relativeHeight="251662336" behindDoc="0" locked="0" layoutInCell="1" allowOverlap="1" wp14:anchorId="6CB0F59E" wp14:editId="6EF1D04D">
-                <wp:simplePos x="0" y="0"/>
-                <wp:positionH relativeFrom="column">
-                  <wp:posOffset>3938337</wp:posOffset>
-                </wp:positionH>
-                <wp:positionV relativeFrom="paragraph">
-                  <wp:posOffset>546167</wp:posOffset>
-                </wp:positionV>
-                <wp:extent cx="2269958" cy="409074"/>
-                <wp:effectExtent l="0" t="0" r="0" b="0"/>
-                <wp:wrapNone/>
-                <wp:docPr id="1948876331" name="สี่เหลี่ยมผืนผ้า 3"/>
-                <wp:cNvGraphicFramePr/>
-                <a:graphic xmlns:a="http://schemas.openxmlformats.org/drawingml/2006/main">
-                  <a:graphicData uri="http://schemas.microsoft.com/office/word/2010/wordprocessingShape">
-                    <wps:wsp>
-                      <wps:cNvSpPr/>
-                      <wps:spPr>
-                        <a:xfrm>
-                          <a:off x="0" y="0"/>
-                          <a:ext cx="2269958" cy="409074"/>
-                        </a:xfrm>
-                        <a:prstGeom prst="rect">
-                          <a:avLst/>
-                        </a:prstGeom>
-                        <a:noFill/>
-                        <a:ln>
-                          <a:noFill/>
-                        </a:ln>
-                      </wps:spPr>
-                      <wps:style>
-                        <a:lnRef idx="2">
-                          <a:schemeClr val="accent1">
-                            <a:shade val="15000"/>
-                          </a:schemeClr>
-                        </a:lnRef>
-                        <a:fillRef idx="1">
-                          <a:schemeClr val="accent1"/>
-                        </a:fillRef>
-                        <a:effectRef idx="0">
-                          <a:schemeClr val="accent1"/>
-                        </a:effectRef>
-                        <a:fontRef idx="minor">
-                          <a:schemeClr val="lt1"/>
-                        </a:fontRef>
-                      </wps:style>
-                      <wps:bodyPr rot="0" spcFirstLastPara="0" vertOverflow="overflow" horzOverflow="overflow" vert="horz" wrap="square" lIns="91440" tIns="45720" rIns="91440" bIns="45720" numCol="1" spcCol="0" rtlCol="0" fromWordArt="0" anchor="ctr" anchorCtr="0" forceAA="0" compatLnSpc="1">
-                        <a:prstTxWarp prst="textNoShape">
-                          <a:avLst/>
-                        </a:prstTxWarp>
-                        <a:noAutofit/>
-                      </wps:bodyPr>
-                    </wps:wsp>
-                  </a:graphicData>
-                </a:graphic>
-              </wp:anchor>
-            </w:drawing>
-          </mc:Choice>
-          <mc:Fallback xmlns:w16sdtfl="http://schemas.microsoft.com/office/word/2024/wordml/sdtformatlock" xmlns:w16du="http://schemas.microsoft.com/office/word/2023/wordml/word16du" xmlns:oel="http://schemas.microsoft.com/office/2019/extlst" xmlns:w16sdtdh="http://schemas.microsoft.com/office/word/2020/wordml/sdtdatahash" xmlns:w16="http://schemas.microsoft.com/office/word/2018/wordml" xmlns:w16cex="http://schemas.microsoft.com/office/word/2018/wordml/cex">
-            <w:pict>
-              <v:rect w14:anchorId="4456ACE5" id="สี่เหลี่ยมผืนผ้า 3" o:spid="_x0000_s1026" style="position:absolute;margin-left:310.1pt;margin-top:43pt;width:178.75pt;height:32.2pt;z-index:251662336;visibility:visible;mso-wrap-style:square;mso-wrap-distance-left:9pt;mso-wrap-distance-top:0;mso-wrap-distance-right:9pt;mso-wrap-distance-bottom:0;mso-position-horizontal:absolute;mso-position-horizontal-relative:text;mso-position-vertical:absolute;mso-position-vertical-relative:text;v-text-anchor:middle" o:gfxdata="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" filled="f" stroked="f" strokeweight="1pt"/>
-            </w:pict>
-          </mc:Fallback>
-        </mc:AlternateContent>
-      </w:r>
-      <w:r>
-        <w:rPr>
-          <w:rFonts w:ascii="TH SarabunPSK" w:hAnsi="TH SarabunPSK" w:cs="TH SarabunPSK"/>
-          <w:b/>
-          <w:bCs/>
-          <w:sz w:val="32"/>
-          <w:szCs w:val="32"/>
-          <w:cs/>
-        </w:rPr>
-        <w:t>............................................................................................................................................................</w:t>
-      </w:r>
-    </w:p>
-    <w:p>
-      <w:pPr>
-        <w:tabs>
-          <w:tab w:val="left" w:pos="1418"/>
-          <w:tab w:val="left" w:pos="1560"/>
-          <w:tab w:val="left" w:pos="2410"/>
-        </w:tabs>
-        <w:spacing w:after="0" w:line="240" w:lineRule="auto"/>
-        <w:jc w:val="thaiDistribute"/>
-        <w:rPr>
-          <w:rFonts w:ascii="TH SarabunPSK" w:hAnsi="TH SarabunPSK" w:cs="TH SarabunPSK"/>
-          <w:b/>
-          <w:bCs/>
-          <w:sz w:val="32"/>
-          <w:szCs w:val="32"/>
-        </w:rPr>
-      </w:pPr>
-      <w:r>
-        <w:rPr>
-          <w:rFonts w:ascii="TH SarabunPSK" w:hAnsi="TH SarabunPSK" w:cs="TH SarabunPSK"/>
-          <w:b/>
-          <w:bCs/>
-          <w:sz w:val="32"/>
-          <w:szCs w:val="32"/>
-          <w:cs/>
-        </w:rPr>
-        <w:t>............................................................................................................................................................</w:t>
-      </w:r>
-    </w:p>
-    <w:p>
-      <w:pPr>
-        <w:tabs>
-          <w:tab w:val="left" w:pos="1418"/>
-          <w:tab w:val="left" w:pos="1560"/>
-          <w:tab w:val="left" w:pos="2410"/>
-        </w:tabs>
-        <w:spacing w:after="0" w:line="240" w:lineRule="auto"/>
-        <w:jc w:val="thaiDistribute"/>
-        <w:rPr>
-          <w:rFonts w:ascii="TH SarabunPSK" w:hAnsi="TH SarabunPSK" w:cs="TH SarabunPSK"/>
-          <w:b/>
-          <w:bCs/>
-          <w:sz w:val="32"/>
-          <w:szCs w:val="32"/>
-        </w:rPr>
-      </w:pPr>
-      <w:r>
-        <w:rPr>
-          <w:rFonts w:ascii="TH SarabunPSK" w:hAnsi="TH SarabunPSK" w:cs="TH SarabunPSK"/>
-          <w:b/>
-          <w:bCs/>
-          <w:sz w:val="32"/>
-          <w:szCs w:val="32"/>
-          <w:cs/>
-        </w:rPr>
-        <w:t>............................................................................................................................................................</w:t>
-      </w:r>
-    </w:p>
-    <w:p>
-      <w:pPr>
-        <w:tabs>
-          <w:tab w:val="left" w:pos="1418"/>
-          <w:tab w:val="left" w:pos="1560"/>
-          <w:tab w:val="left" w:pos="2410"/>
-        </w:tabs>
-        <w:spacing w:after="0" w:line="240" w:lineRule="auto"/>
-        <w:jc w:val="thaiDistribute"/>
-        <w:rPr>
-          <w:rFonts w:ascii="TH SarabunPSK" w:hAnsi="TH SarabunPSK" w:cs="TH SarabunPSK"/>
-          <w:b/>
-          <w:bCs/>
-          <w:sz w:val="32"/>
-          <w:szCs w:val="32"/>
-        </w:rPr>
-      </w:pPr>
-      <w:r>
-        <w:rPr>
-          <w:rFonts w:ascii="TH SarabunPSK" w:hAnsi="TH SarabunPSK" w:cs="TH SarabunPSK"/>
-          <w:b/>
-          <w:bCs/>
-          <w:sz w:val="32"/>
-          <w:szCs w:val="32"/>
-          <w:cs/>
-        </w:rPr>
-        <w:t>............................................................................................................................................................</w:t>
-      </w:r>
-    </w:p>
-    <w:p>
-      <w:pPr>
-        <w:tabs>
-          <w:tab w:val="left" w:pos="1418"/>
-          <w:tab w:val="left" w:pos="1560"/>
-          <w:tab w:val="left" w:pos="2410"/>
-        </w:tabs>
-        <w:spacing w:after="0" w:line="240" w:lineRule="auto"/>
-        <w:jc w:val="thaiDistribute"/>
-        <w:rPr>
-          <w:rFonts w:ascii="TH SarabunPSK" w:hAnsi="TH SarabunPSK" w:cs="TH SarabunPSK"/>
-          <w:b/>
-          <w:bCs/>
-          <w:sz w:val="32"/>
-          <w:szCs w:val="32"/>
-          <w:cs/>
-        </w:rPr>
-      </w:pPr>
+          <w:sz w:val="32"/>
+          <w:szCs w:val="32"/>
+          <w:cs/>
+        </w:rPr>
+        <w:t>....................................................................................................................................................................................................................................................................................................................................................................................................................................................................................................................................................................................................................................................................................................................................................................................................................................................................................................................................</w:t>
+      </w:r>
     </w:p>
     <w:p>
       <w:pPr>
@@ -9658,9 +9648,9 @@
           <w:tab w:val="left" w:pos="2410"/>
         </w:tabs>
         <w:spacing w:after="0" w:line="240" w:lineRule="auto"/>
-        <w:jc w:val="center"/>
-        <w:rPr>
-          <w:rFonts w:ascii="TH SarabunPSK" w:hAnsi="TH SarabunPSK" w:cs="TH SarabunPSK"/>
+        <w:jc w:val="right"/>
+        <w:rPr>
+          <w:rFonts w:ascii="TH SarabunPSK" w:hAnsi="TH SarabunPSK" w:cs="TH SarabunPSK" w:hint="cs"/>
           <w:sz w:val="32"/>
           <w:szCs w:val="32"/>
         </w:rPr>
@@ -9674,94 +9664,13 @@
           <w:tab w:val="left" w:pos="2410"/>
         </w:tabs>
         <w:spacing w:after="0" w:line="240" w:lineRule="auto"/>
-        <w:rPr>
-          <w:rFonts w:ascii="TH SarabunPSK" w:hAnsi="TH SarabunPSK" w:cs="TH SarabunPSK"/>
-          <w:sz w:val="32"/>
-          <w:szCs w:val="32"/>
-        </w:rPr>
-      </w:pPr>
-      <w:r>
-        <w:rPr>
-          <w:rFonts w:ascii="TH SarabunPSK" w:hAnsi="TH SarabunPSK" w:cs="TH SarabunPSK"/>
-          <w:sz w:val="32"/>
-          <w:szCs w:val="32"/>
-        </w:rPr>
-        <w:tab/>
-      </w:r>
-      <w:r>
-        <w:rPr>
-          <w:rFonts w:ascii="TH SarabunPSK" w:hAnsi="TH SarabunPSK" w:cs="TH SarabunPSK"/>
-          <w:sz w:val="32"/>
-          <w:szCs w:val="32"/>
-        </w:rPr>
-        <w:tab/>
-      </w:r>
-      <w:r>
-        <w:rPr>
-          <w:rFonts w:ascii="TH SarabunPSK" w:hAnsi="TH SarabunPSK" w:cs="TH SarabunPSK"/>
-          <w:sz w:val="32"/>
-          <w:szCs w:val="32"/>
-        </w:rPr>
-        <w:tab/>
-      </w:r>
-      <w:r>
-        <w:rPr>
-          <w:rFonts w:ascii="TH SarabunPSK" w:hAnsi="TH SarabunPSK" w:cs="TH SarabunPSK"/>
-          <w:sz w:val="32"/>
-          <w:szCs w:val="32"/>
-        </w:rPr>
-        <w:tab/>
-      </w:r>
-      <w:r>
-        <w:rPr>
-          <w:rFonts w:ascii="TH SarabunPSK" w:hAnsi="TH SarabunPSK" w:cs="TH SarabunPSK"/>
-          <w:sz w:val="32"/>
-          <w:szCs w:val="32"/>
-        </w:rPr>
-        <w:tab/>
-      </w:r>
-      <w:r>
-        <w:rPr>
-          <w:rFonts w:ascii="TH SarabunPSK" w:hAnsi="TH SarabunPSK" w:cs="TH SarabunPSK"/>
-          <w:sz w:val="32"/>
-          <w:szCs w:val="32"/>
-        </w:rPr>
-        <w:tab/>
-      </w:r>
-      <w:r>
-        <w:rPr>
-          <w:rFonts w:ascii="TH SarabunPSK" w:hAnsi="TH SarabunPSK" w:cs="TH SarabunPSK"/>
-          <w:sz w:val="32"/>
-          <w:szCs w:val="32"/>
-        </w:rPr>
-        <w:tab/>
-      </w:r>
-      <w:r>
-        <w:rPr>
-          <w:rFonts w:ascii="TH SarabunPSK" w:hAnsi="TH SarabunPSK" w:cs="TH SarabunPSK" w:hint="cs"/>
-          <w:sz w:val="32"/>
-          <w:szCs w:val="32"/>
-          <w:cs/>
-        </w:rPr>
-        <w:t>ลงชื่อ</w:t>
-      </w:r>
-      <w:r>
-        <w:rPr>
-          <w:rFonts w:ascii="TH SarabunPSK" w:hAnsi="TH SarabunPSK" w:cs="TH SarabunPSK"/>
-          <w:sz w:val="32"/>
-          <w:szCs w:val="32"/>
-        </w:rPr>
-        <w:t>………………………………</w:t>
-      </w:r>
-      <w:r>
-        <w:rPr>
-          <w:rFonts w:ascii="TH SarabunPSK" w:hAnsi="TH SarabunPSK" w:cs="TH SarabunPSK" w:hint="cs"/>
-          <w:sz w:val="32"/>
-          <w:szCs w:val="32"/>
-          <w:cs/>
-        </w:rPr>
-        <w:t>ผู้เชี่ยวชาญ</w:t>
-      </w:r>
+        <w:jc w:val="center"/>
+        <w:rPr>
+          <w:rFonts w:ascii="TH SarabunPSK" w:hAnsi="TH SarabunPSK" w:cs="TH SarabunPSK"/>
+          <w:sz w:val="32"/>
+          <w:szCs w:val="32"/>
+        </w:rPr>
+      </w:pPr>
     </w:p>
     <w:p>
       <w:pPr>
@@ -9782,7 +9691,6 @@
           <w:rFonts w:ascii="TH SarabunPSK" w:hAnsi="TH SarabunPSK" w:cs="TH SarabunPSK"/>
           <w:sz w:val="32"/>
           <w:szCs w:val="32"/>
-          <w:cs/>
         </w:rPr>
         <w:tab/>
       </w:r>
@@ -9791,7 +9699,6 @@
           <w:rFonts w:ascii="TH SarabunPSK" w:hAnsi="TH SarabunPSK" w:cs="TH SarabunPSK"/>
           <w:sz w:val="32"/>
           <w:szCs w:val="32"/>
-          <w:cs/>
         </w:rPr>
         <w:tab/>
       </w:r>
@@ -9800,7 +9707,6 @@
           <w:rFonts w:ascii="TH SarabunPSK" w:hAnsi="TH SarabunPSK" w:cs="TH SarabunPSK"/>
           <w:sz w:val="32"/>
           <w:szCs w:val="32"/>
-          <w:cs/>
         </w:rPr>
         <w:tab/>
       </w:r>
@@ -9809,7 +9715,6 @@
           <w:rFonts w:ascii="TH SarabunPSK" w:hAnsi="TH SarabunPSK" w:cs="TH SarabunPSK"/>
           <w:sz w:val="32"/>
           <w:szCs w:val="32"/>
-          <w:cs/>
         </w:rPr>
         <w:tab/>
       </w:r>
@@ -9818,7 +9723,6 @@
           <w:rFonts w:ascii="TH SarabunPSK" w:hAnsi="TH SarabunPSK" w:cs="TH SarabunPSK"/>
           <w:sz w:val="32"/>
           <w:szCs w:val="32"/>
-          <w:cs/>
         </w:rPr>
         <w:tab/>
       </w:r>
@@ -9827,7 +9731,6 @@
           <w:rFonts w:ascii="TH SarabunPSK" w:hAnsi="TH SarabunPSK" w:cs="TH SarabunPSK"/>
           <w:sz w:val="32"/>
           <w:szCs w:val="32"/>
-          <w:cs/>
         </w:rPr>
         <w:tab/>
       </w:r>
@@ -9836,26 +9739,34 @@
           <w:rFonts w:ascii="TH SarabunPSK" w:hAnsi="TH SarabunPSK" w:cs="TH SarabunPSK"/>
           <w:sz w:val="32"/>
           <w:szCs w:val="32"/>
-          <w:cs/>
         </w:rPr>
         <w:tab/>
       </w:r>
       <w:r>
         <w:rPr>
-          <w:rFonts w:ascii="TH SarabunPSK" w:hAnsi="TH SarabunPSK" w:cs="TH SarabunPSK" w:hint="cs"/>
-          <w:sz w:val="32"/>
-          <w:szCs w:val="32"/>
-          <w:cs/>
-        </w:rPr>
-        <w:t xml:space="preserve">   </w:t>
-      </w:r>
-      <w:r>
-        <w:rPr>
-          <w:rFonts w:ascii="TH SarabunPSK" w:hAnsi="TH SarabunPSK" w:cs="TH SarabunPSK"/>
-          <w:sz w:val="32"/>
-          <w:szCs w:val="32"/>
-        </w:rPr>
-        <w:t>(…………………………………………….)</w:t>
+          <w:rFonts w:ascii="TH SarabunPSK" w:hAnsi="TH SarabunPSK" w:cs="TH SarabunPSK"/>
+          <w:sz w:val="32"/>
+          <w:szCs w:val="32"/>
+          <w:cs/>
+        </w:rPr>
+        <w:t>ลงชื่อ</w:t>
+      </w:r>
+      <w:r>
+        <w:rPr>
+          <w:rFonts w:ascii="TH SarabunPSK" w:hAnsi="TH SarabunPSK" w:cs="TH SarabunPSK"/>
+          <w:sz w:val="32"/>
+          <w:szCs w:val="32"/>
+        </w:rPr>
+        <w:t>………………………………</w:t>
+      </w:r>
+      <w:r>
+        <w:rPr>
+          <w:rFonts w:ascii="TH SarabunPSK" w:hAnsi="TH SarabunPSK" w:cs="TH SarabunPSK"/>
+          <w:sz w:val="32"/>
+          <w:szCs w:val="32"/>
+          <w:cs/>
+        </w:rPr>
+        <w:t>ผู้เชี่ยวชาญ</w:t>
       </w:r>
     </w:p>
     <w:p>
@@ -9867,7 +9778,102 @@
         </w:tabs>
         <w:spacing w:after="0" w:line="240" w:lineRule="auto"/>
         <w:rPr>
-          <w:rFonts w:ascii="TH SarabunPSK" w:hAnsi="TH SarabunPSK" w:cs="TH SarabunPSK" w:hint="cs"/>
+          <w:rFonts w:ascii="TH SarabunPSK" w:hAnsi="TH SarabunPSK" w:cs="TH SarabunPSK"/>
+          <w:sz w:val="32"/>
+          <w:szCs w:val="32"/>
+        </w:rPr>
+      </w:pPr>
+      <w:r>
+        <w:rPr>
+          <w:rFonts w:ascii="TH SarabunPSK" w:hAnsi="TH SarabunPSK" w:cs="TH SarabunPSK"/>
+          <w:sz w:val="32"/>
+          <w:szCs w:val="32"/>
+          <w:cs/>
+        </w:rPr>
+        <w:tab/>
+      </w:r>
+      <w:r>
+        <w:rPr>
+          <w:rFonts w:ascii="TH SarabunPSK" w:hAnsi="TH SarabunPSK" w:cs="TH SarabunPSK"/>
+          <w:sz w:val="32"/>
+          <w:szCs w:val="32"/>
+          <w:cs/>
+        </w:rPr>
+        <w:tab/>
+      </w:r>
+      <w:r>
+        <w:rPr>
+          <w:rFonts w:ascii="TH SarabunPSK" w:hAnsi="TH SarabunPSK" w:cs="TH SarabunPSK"/>
+          <w:sz w:val="32"/>
+          <w:szCs w:val="32"/>
+          <w:cs/>
+        </w:rPr>
+        <w:tab/>
+      </w:r>
+      <w:r>
+        <w:rPr>
+          <w:rFonts w:ascii="TH SarabunPSK" w:hAnsi="TH SarabunPSK" w:cs="TH SarabunPSK"/>
+          <w:sz w:val="32"/>
+          <w:szCs w:val="32"/>
+          <w:cs/>
+        </w:rPr>
+        <w:tab/>
+      </w:r>
+      <w:r>
+        <w:rPr>
+          <w:rFonts w:ascii="TH SarabunPSK" w:hAnsi="TH SarabunPSK" w:cs="TH SarabunPSK"/>
+          <w:sz w:val="32"/>
+          <w:szCs w:val="32"/>
+          <w:cs/>
+        </w:rPr>
+        <w:tab/>
+      </w:r>
+      <w:r>
+        <w:rPr>
+          <w:rFonts w:ascii="TH SarabunPSK" w:hAnsi="TH SarabunPSK" w:cs="TH SarabunPSK"/>
+          <w:sz w:val="32"/>
+          <w:szCs w:val="32"/>
+          <w:cs/>
+        </w:rPr>
+        <w:tab/>
+      </w:r>
+      <w:r>
+        <w:rPr>
+          <w:rFonts w:ascii="TH SarabunPSK" w:hAnsi="TH SarabunPSK" w:cs="TH SarabunPSK"/>
+          <w:sz w:val="32"/>
+          <w:szCs w:val="32"/>
+          <w:cs/>
+        </w:rPr>
+        <w:tab/>
+      </w:r>
+      <w:r>
+        <w:rPr>
+          <w:rFonts w:ascii="TH SarabunPSK" w:hAnsi="TH SarabunPSK" w:cs="TH SarabunPSK"/>
+          <w:sz w:val="32"/>
+          <w:szCs w:val="32"/>
+          <w:cs/>
+        </w:rPr>
+        <w:t xml:space="preserve">   </w:t>
+      </w:r>
+      <w:r>
+        <w:rPr>
+          <w:rFonts w:ascii="TH SarabunPSK" w:hAnsi="TH SarabunPSK" w:cs="TH SarabunPSK"/>
+          <w:sz w:val="32"/>
+          <w:szCs w:val="32"/>
+        </w:rPr>
+        <w:t>(…………………………………………….)</w:t>
+      </w:r>
+    </w:p>
+    <w:p>
+      <w:pPr>
+        <w:tabs>
+          <w:tab w:val="left" w:pos="1418"/>
+          <w:tab w:val="left" w:pos="1560"/>
+          <w:tab w:val="left" w:pos="2410"/>
+        </w:tabs>
+        <w:spacing w:after="0" w:line="240" w:lineRule="auto"/>
+        <w:rPr>
+          <w:rFonts w:ascii="TH SarabunPSK" w:hAnsi="TH SarabunPSK" w:cs="TH SarabunPSK"/>
           <w:sz w:val="32"/>
           <w:szCs w:val="32"/>
         </w:rPr>
@@ -9923,7 +9929,7 @@
       </w:r>
       <w:r>
         <w:rPr>
-          <w:rFonts w:ascii="TH SarabunPSK" w:hAnsi="TH SarabunPSK" w:cs="TH SarabunPSK" w:hint="cs"/>
+          <w:rFonts w:ascii="TH SarabunPSK" w:hAnsi="TH SarabunPSK" w:cs="TH SarabunPSK"/>
           <w:sz w:val="32"/>
           <w:szCs w:val="32"/>
           <w:cs/>
@@ -9951,7 +9957,7 @@
 </file>
 
 <file path=word/endnotes.xml><?xml version="1.0" encoding="utf-8"?>
-<w:endnotes xmlns:wpc="http://schemas.microsoft.com/office/word/2010/wordprocessingCanvas" xmlns:cx="http://schemas.microsoft.com/office/drawing/2014/chartex" xmlns:cx1="http://schemas.microsoft.com/office/drawing/2015/9/8/chartex" xmlns:cx2="http://schemas.microsoft.com/office/drawing/2015/10/21/chartex" xmlns:cx3="http://schemas.microsoft.com/office/drawing/2016/5/9/chartex" xmlns:cx4="http://schemas.microsoft.com/office/drawing/2016/5/10/chartex" xmlns:cx5="http://schemas.microsoft.com/office/drawing/2016/5/11/chartex" xmlns:cx6="http://schemas.microsoft.com/office/drawing/2016/5/12/chartex" xmlns:cx7="http://schemas.microsoft.com/office/drawing/2016/5/13/chartex" xmlns:cx8="http://schemas.microsoft.com/office/drawing/2016/5/14/chartex" xmlns:mc="http://schemas.openxmlformats.org/markup-compatibility/2006" xmlns:aink="http://schemas.microsoft.com/office/drawing/2016/ink" xmlns:am3d="http://schemas.microsoft.com/office/drawing/2017/model3d" xmlns:o="urn:schemas-microsoft-com:office:office" xmlns:r="http://schemas.openxmlformats.org/officeDocument/2006/relationships" xmlns:m="http://schemas.openxmlformats.org/officeDocument/2006/math" xmlns:v="urn:schemas-microsoft-com:vml" xmlns:wp14="http://schemas.microsoft.com/office/word/2010/wordprocessingDrawing" xmlns:wp="http://schemas.openxmlformats.org/drawingml/2006/wordprocessingDrawing" xmlns:w10="urn:schemas-microsoft-com:office:word" xmlns:w="http://schemas.openxmlformats.org/wordprocessingml/2006/main" xmlns:w14="http://schemas.microsoft.com/office/word/2010/wordml" xmlns:w15="http://schemas.microsoft.com/office/word/2012/wordml" xmlns:w16cid="http://schemas.microsoft.com/office/word/2016/wordml/cid" xmlns:w16se="http://schemas.microsoft.com/office/word/2015/wordml/symex" xmlns:wpg="http://schemas.microsoft.com/office/word/2010/wordprocessingGroup" xmlns:wpi="http://schemas.microsoft.com/office/word/2010/wordprocessingInk" xmlns:wne="http://schemas.microsoft.com/office/word/2006/wordml" xmlns:wps="http://schemas.microsoft.com/office/word/2010/wordprocessingShape" mc:Ignorable="w14 w15 w16se w16cid wp14">
+<w:endnotes xmlns:wpc="http://schemas.microsoft.com/office/word/2010/wordprocessingCanvas" xmlns:cx="http://schemas.microsoft.com/office/drawing/2014/chartex" xmlns:cx1="http://schemas.microsoft.com/office/drawing/2015/9/8/chartex" xmlns:cx2="http://schemas.microsoft.com/office/drawing/2015/10/21/chartex" xmlns:cx3="http://schemas.microsoft.com/office/drawing/2016/5/9/chartex" xmlns:cx4="http://schemas.microsoft.com/office/drawing/2016/5/10/chartex" xmlns:cx5="http://schemas.microsoft.com/office/drawing/2016/5/11/chartex" xmlns:cx6="http://schemas.microsoft.com/office/drawing/2016/5/12/chartex" xmlns:cx7="http://schemas.microsoft.com/office/drawing/2016/5/13/chartex" xmlns:cx8="http://schemas.microsoft.com/office/drawing/2016/5/14/chartex" xmlns:mc="http://schemas.openxmlformats.org/markup-compatibility/2006" xmlns:aink="http://schemas.microsoft.com/office/drawing/2016/ink" xmlns:am3d="http://schemas.microsoft.com/office/drawing/2017/model3d" xmlns:o="urn:schemas-microsoft-com:office:office" xmlns:r="http://schemas.openxmlformats.org/officeDocument/2006/relationships" xmlns:m="http://schemas.openxmlformats.org/officeDocument/2006/math" xmlns:v="urn:schemas-microsoft-com:vml" xmlns:wp14="http://schemas.microsoft.com/office/word/2010/wordprocessingDrawing" xmlns:wp="http://schemas.openxmlformats.org/drawingml/2006/wordprocessingDrawing" xmlns:w10="urn:schemas-microsoft-com:office:word" xmlns:w="http://schemas.openxmlformats.org/wordprocessingml/2006/main" xmlns:w14="http://schemas.microsoft.com/office/word/2010/wordml" xmlns:w15="http://schemas.microsoft.com/office/word/2012/wordml" xmlns:w16cex="http://schemas.microsoft.com/office/word/2018/wordml/cex" xmlns:w16cid="http://schemas.microsoft.com/office/word/2016/wordml/cid" xmlns:w16="http://schemas.microsoft.com/office/word/2018/wordml" xmlns:w16sdtdh="http://schemas.microsoft.com/office/word/2020/wordml/sdtdatahash" xmlns:w16se="http://schemas.microsoft.com/office/word/2015/wordml/symex" xmlns:wpg="http://schemas.microsoft.com/office/word/2010/wordprocessingGroup" xmlns:wpi="http://schemas.microsoft.com/office/word/2010/wordprocessingInk" xmlns:wne="http://schemas.microsoft.com/office/word/2006/wordml" xmlns:wps="http://schemas.microsoft.com/office/word/2010/wordprocessingShape" mc:Ignorable="w14 w15 w16se w16cid w16 w16cex w16sdtdh wp14">
   <w:endnote w:type="separator" w:id="-1">
     <w:p>
       <w:pPr>
@@ -9976,7 +9982,7 @@
 </file>
 
 <file path=word/footnotes.xml><?xml version="1.0" encoding="utf-8"?>
-<w:footnotes xmlns:wpc="http://schemas.microsoft.com/office/word/2010/wordprocessingCanvas" xmlns:cx="http://schemas.microsoft.com/office/drawing/2014/chartex" xmlns:cx1="http://schemas.microsoft.com/office/drawing/2015/9/8/chartex" xmlns:cx2="http://schemas.microsoft.com/office/drawing/2015/10/21/chartex" xmlns:cx3="http://schemas.microsoft.com/office/drawing/2016/5/9/chartex" xmlns:cx4="http://schemas.microsoft.com/office/drawing/2016/5/10/chartex" xmlns:cx5="http://schemas.microsoft.com/office/drawing/2016/5/11/chartex" xmlns:cx6="http://schemas.microsoft.com/office/drawing/2016/5/12/chartex" xmlns:cx7="http://schemas.microsoft.com/office/drawing/2016/5/13/chartex" xmlns:cx8="http://schemas.microsoft.com/office/drawing/2016/5/14/chartex" xmlns:mc="http://schemas.openxmlformats.org/markup-compatibility/2006" xmlns:aink="http://schemas.microsoft.com/office/drawing/2016/ink" xmlns:am3d="http://schemas.microsoft.com/office/drawing/2017/model3d" xmlns:o="urn:schemas-microsoft-com:office:office" xmlns:r="http://schemas.openxmlformats.org/officeDocument/2006/relationships" xmlns:m="http://schemas.openxmlformats.org/officeDocument/2006/math" xmlns:v="urn:schemas-microsoft-com:vml" xmlns:wp14="http://schemas.microsoft.com/office/word/2010/wordprocessingDrawing" xmlns:wp="http://schemas.openxmlformats.org/drawingml/2006/wordprocessingDrawing" xmlns:w10="urn:schemas-microsoft-com:office:word" xmlns:w="http://schemas.openxmlformats.org/wordprocessingml/2006/main" xmlns:w14="http://schemas.microsoft.com/office/word/2010/wordml" xmlns:w15="http://schemas.microsoft.com/office/word/2012/wordml" xmlns:w16cid="http://schemas.microsoft.com/office/word/2016/wordml/cid" xmlns:w16se="http://schemas.microsoft.com/office/word/2015/wordml/symex" xmlns:wpg="http://schemas.microsoft.com/office/word/2010/wordprocessingGroup" xmlns:wpi="http://schemas.microsoft.com/office/word/2010/wordprocessingInk" xmlns:wne="http://schemas.microsoft.com/office/word/2006/wordml" xmlns:wps="http://schemas.microsoft.com/office/word/2010/wordprocessingShape" mc:Ignorable="w14 w15 w16se w16cid wp14">
+<w:footnotes xmlns:wpc="http://schemas.microsoft.com/office/word/2010/wordprocessingCanvas" xmlns:cx="http://schemas.microsoft.com/office/drawing/2014/chartex" xmlns:cx1="http://schemas.microsoft.com/office/drawing/2015/9/8/chartex" xmlns:cx2="http://schemas.microsoft.com/office/drawing/2015/10/21/chartex" xmlns:cx3="http://schemas.microsoft.com/office/drawing/2016/5/9/chartex" xmlns:cx4="http://schemas.microsoft.com/office/drawing/2016/5/10/chartex" xmlns:cx5="http://schemas.microsoft.com/office/drawing/2016/5/11/chartex" xmlns:cx6="http://schemas.microsoft.com/office/drawing/2016/5/12/chartex" xmlns:cx7="http://schemas.microsoft.com/office/drawing/2016/5/13/chartex" xmlns:cx8="http://schemas.microsoft.com/office/drawing/2016/5/14/chartex" xmlns:mc="http://schemas.openxmlformats.org/markup-compatibility/2006" xmlns:aink="http://schemas.microsoft.com/office/drawing/2016/ink" xmlns:am3d="http://schemas.microsoft.com/office/drawing/2017/model3d" xmlns:o="urn:schemas-microsoft-com:office:office" xmlns:r="http://schemas.openxmlformats.org/officeDocument/2006/relationships" xmlns:m="http://schemas.openxmlformats.org/officeDocument/2006/math" xmlns:v="urn:schemas-microsoft-com:vml" xmlns:wp14="http://schemas.microsoft.com/office/word/2010/wordprocessingDrawing" xmlns:wp="http://schemas.openxmlformats.org/drawingml/2006/wordprocessingDrawing" xmlns:w10="urn:schemas-microsoft-com:office:word" xmlns:w="http://schemas.openxmlformats.org/wordprocessingml/2006/main" xmlns:w14="http://schemas.microsoft.com/office/word/2010/wordml" xmlns:w15="http://schemas.microsoft.com/office/word/2012/wordml" xmlns:w16cex="http://schemas.microsoft.com/office/word/2018/wordml/cex" xmlns:w16cid="http://schemas.microsoft.com/office/word/2016/wordml/cid" xmlns:w16="http://schemas.microsoft.com/office/word/2018/wordml" xmlns:w16sdtdh="http://schemas.microsoft.com/office/word/2020/wordml/sdtdatahash" xmlns:w16se="http://schemas.microsoft.com/office/word/2015/wordml/symex" xmlns:wpg="http://schemas.microsoft.com/office/word/2010/wordprocessingGroup" xmlns:wpi="http://schemas.microsoft.com/office/word/2010/wordprocessingInk" xmlns:wne="http://schemas.microsoft.com/office/word/2006/wordml" xmlns:wps="http://schemas.microsoft.com/office/word/2010/wordprocessingShape" mc:Ignorable="w14 w15 w16se w16cid w16 w16cex w16sdtdh wp14">
   <w:footnote w:type="separator" w:id="-1">
     <w:p>
       <w:pPr>
@@ -10001,7 +10007,7 @@
 </file>
 
 <file path=word/header1.xml><?xml version="1.0" encoding="utf-8"?>
-<w:hdr xmlns:wpc="http://schemas.microsoft.com/office/word/2010/wordprocessingCanvas" xmlns:cx="http://schemas.microsoft.com/office/drawing/2014/chartex" xmlns:cx1="http://schemas.microsoft.com/office/drawing/2015/9/8/chartex" xmlns:cx2="http://schemas.microsoft.com/office/drawing/2015/10/21/chartex" xmlns:cx3="http://schemas.microsoft.com/office/drawing/2016/5/9/chartex" xmlns:cx4="http://schemas.microsoft.com/office/drawing/2016/5/10/chartex" xmlns:cx5="http://schemas.microsoft.com/office/drawing/2016/5/11/chartex" xmlns:cx6="http://schemas.microsoft.com/office/drawing/2016/5/12/chartex" xmlns:cx7="http://schemas.microsoft.com/office/drawing/2016/5/13/chartex" xmlns:cx8="http://schemas.microsoft.com/office/drawing/2016/5/14/chartex" xmlns:mc="http://schemas.openxmlformats.org/markup-compatibility/2006" xmlns:aink="http://schemas.microsoft.com/office/drawing/2016/ink" xmlns:am3d="http://schemas.microsoft.com/office/drawing/2017/model3d" xmlns:o="urn:schemas-microsoft-com:office:office" xmlns:r="http://schemas.openxmlformats.org/officeDocument/2006/relationships" xmlns:m="http://schemas.openxmlformats.org/officeDocument/2006/math" xmlns:v="urn:schemas-microsoft-com:vml" xmlns:wp14="http://schemas.microsoft.com/office/word/2010/wordprocessingDrawing" xmlns:wp="http://schemas.openxmlformats.org/drawingml/2006/wordprocessingDrawing" xmlns:w10="urn:schemas-microsoft-com:office:word" xmlns:w="http://schemas.openxmlformats.org/wordprocessingml/2006/main" xmlns:w14="http://schemas.microsoft.com/office/word/2010/wordml" xmlns:w15="http://schemas.microsoft.com/office/word/2012/wordml" xmlns:w16cid="http://schemas.microsoft.com/office/word/2016/wordml/cid" xmlns:w16se="http://schemas.microsoft.com/office/word/2015/wordml/symex" xmlns:wpg="http://schemas.microsoft.com/office/word/2010/wordprocessingGroup" xmlns:wpi="http://schemas.microsoft.com/office/word/2010/wordprocessingInk" xmlns:wne="http://schemas.microsoft.com/office/word/2006/wordml" xmlns:wps="http://schemas.microsoft.com/office/word/2010/wordprocessingShape" mc:Ignorable="w14 w15 w16se w16cid wp14">
+<w:hdr xmlns:wpc="http://schemas.microsoft.com/office/word/2010/wordprocessingCanvas" xmlns:cx="http://schemas.microsoft.com/office/drawing/2014/chartex" xmlns:cx1="http://schemas.microsoft.com/office/drawing/2015/9/8/chartex" xmlns:cx2="http://schemas.microsoft.com/office/drawing/2015/10/21/chartex" xmlns:cx3="http://schemas.microsoft.com/office/drawing/2016/5/9/chartex" xmlns:cx4="http://schemas.microsoft.com/office/drawing/2016/5/10/chartex" xmlns:cx5="http://schemas.microsoft.com/office/drawing/2016/5/11/chartex" xmlns:cx6="http://schemas.microsoft.com/office/drawing/2016/5/12/chartex" xmlns:cx7="http://schemas.microsoft.com/office/drawing/2016/5/13/chartex" xmlns:cx8="http://schemas.microsoft.com/office/drawing/2016/5/14/chartex" xmlns:mc="http://schemas.openxmlformats.org/markup-compatibility/2006" xmlns:aink="http://schemas.microsoft.com/office/drawing/2016/ink" xmlns:am3d="http://schemas.microsoft.com/office/drawing/2017/model3d" xmlns:o="urn:schemas-microsoft-com:office:office" xmlns:r="http://schemas.openxmlformats.org/officeDocument/2006/relationships" xmlns:m="http://schemas.openxmlformats.org/officeDocument/2006/math" xmlns:v="urn:schemas-microsoft-com:vml" xmlns:wp14="http://schemas.microsoft.com/office/word/2010/wordprocessingDrawing" xmlns:wp="http://schemas.openxmlformats.org/drawingml/2006/wordprocessingDrawing" xmlns:w10="urn:schemas-microsoft-com:office:word" xmlns:w="http://schemas.openxmlformats.org/wordprocessingml/2006/main" xmlns:w14="http://schemas.microsoft.com/office/word/2010/wordml" xmlns:w15="http://schemas.microsoft.com/office/word/2012/wordml" xmlns:w16cex="http://schemas.microsoft.com/office/word/2018/wordml/cex" xmlns:w16cid="http://schemas.microsoft.com/office/word/2016/wordml/cid" xmlns:w16="http://schemas.microsoft.com/office/word/2018/wordml" xmlns:w16sdtdh="http://schemas.microsoft.com/office/word/2020/wordml/sdtdatahash" xmlns:w16se="http://schemas.microsoft.com/office/word/2015/wordml/symex" xmlns:wpg="http://schemas.microsoft.com/office/word/2010/wordprocessingGroup" xmlns:wpi="http://schemas.microsoft.com/office/word/2010/wordprocessingInk" xmlns:wne="http://schemas.microsoft.com/office/word/2006/wordml" xmlns:wps="http://schemas.microsoft.com/office/word/2010/wordprocessingShape" mc:Ignorable="w14 w15 w16se w16cid w16 w16cex w16sdtdh wp14">
   <w:p>
     <w:pPr>
       <w:pStyle w:val="Header"/>
@@ -10027,7 +10033,7 @@
 </file>
 
 <file path=word/header2.xml><?xml version="1.0" encoding="utf-8"?>
-<w:hdr xmlns:wpc="http://schemas.microsoft.com/office/word/2010/wordprocessingCanvas" xmlns:cx="http://schemas.microsoft.com/office/drawing/2014/chartex" xmlns:cx1="http://schemas.microsoft.com/office/drawing/2015/9/8/chartex" xmlns:cx2="http://schemas.microsoft.com/office/drawing/2015/10/21/chartex" xmlns:cx3="http://schemas.microsoft.com/office/drawing/2016/5/9/chartex" xmlns:cx4="http://schemas.microsoft.com/office/drawing/2016/5/10/chartex" xmlns:cx5="http://schemas.microsoft.com/office/drawing/2016/5/11/chartex" xmlns:cx6="http://schemas.microsoft.com/office/drawing/2016/5/12/chartex" xmlns:cx7="http://schemas.microsoft.com/office/drawing/2016/5/13/chartex" xmlns:cx8="http://schemas.microsoft.com/office/drawing/2016/5/14/chartex" xmlns:mc="http://schemas.openxmlformats.org/markup-compatibility/2006" xmlns:aink="http://schemas.microsoft.com/office/drawing/2016/ink" xmlns:am3d="http://schemas.microsoft.com/office/drawing/2017/model3d" xmlns:o="urn:schemas-microsoft-com:office:office" xmlns:r="http://schemas.openxmlformats.org/officeDocument/2006/relationships" xmlns:m="http://schemas.openxmlformats.org/officeDocument/2006/math" xmlns:v="urn:schemas-microsoft-com:vml" xmlns:wp14="http://schemas.microsoft.com/office/word/2010/wordprocessingDrawing" xmlns:wp="http://schemas.openxmlformats.org/drawingml/2006/wordprocessingDrawing" xmlns:w10="urn:schemas-microsoft-com:office:word" xmlns:w="http://schemas.openxmlformats.org/wordprocessingml/2006/main" xmlns:w14="http://schemas.microsoft.com/office/word/2010/wordml" xmlns:w15="http://schemas.microsoft.com/office/word/2012/wordml" xmlns:w16cid="http://schemas.microsoft.com/office/word/2016/wordml/cid" xmlns:w16se="http://schemas.microsoft.com/office/word/2015/wordml/symex" xmlns:wpg="http://schemas.microsoft.com/office/word/2010/wordprocessingGroup" xmlns:wpi="http://schemas.microsoft.com/office/word/2010/wordprocessingInk" xmlns:wne="http://schemas.microsoft.com/office/word/2006/wordml" xmlns:wps="http://schemas.microsoft.com/office/word/2010/wordprocessingShape" mc:Ignorable="w14 w15 w16se w16cid wp14">
+<w:hdr xmlns:wpc="http://schemas.microsoft.com/office/word/2010/wordprocessingCanvas" xmlns:cx="http://schemas.microsoft.com/office/drawing/2014/chartex" xmlns:cx1="http://schemas.microsoft.com/office/drawing/2015/9/8/chartex" xmlns:cx2="http://schemas.microsoft.com/office/drawing/2015/10/21/chartex" xmlns:cx3="http://schemas.microsoft.com/office/drawing/2016/5/9/chartex" xmlns:cx4="http://schemas.microsoft.com/office/drawing/2016/5/10/chartex" xmlns:cx5="http://schemas.microsoft.com/office/drawing/2016/5/11/chartex" xmlns:cx6="http://schemas.microsoft.com/office/drawing/2016/5/12/chartex" xmlns:cx7="http://schemas.microsoft.com/office/drawing/2016/5/13/chartex" xmlns:cx8="http://schemas.microsoft.com/office/drawing/2016/5/14/chartex" xmlns:mc="http://schemas.openxmlformats.org/markup-compatibility/2006" xmlns:aink="http://schemas.microsoft.com/office/drawing/2016/ink" xmlns:am3d="http://schemas.microsoft.com/office/drawing/2017/model3d" xmlns:o="urn:schemas-microsoft-com:office:office" xmlns:r="http://schemas.openxmlformats.org/officeDocument/2006/relationships" xmlns:m="http://schemas.openxmlformats.org/officeDocument/2006/math" xmlns:v="urn:schemas-microsoft-com:vml" xmlns:wp14="http://schemas.microsoft.com/office/word/2010/wordprocessingDrawing" xmlns:wp="http://schemas.openxmlformats.org/drawingml/2006/wordprocessingDrawing" xmlns:w10="urn:schemas-microsoft-com:office:word" xmlns:w="http://schemas.openxmlformats.org/wordprocessingml/2006/main" xmlns:w14="http://schemas.microsoft.com/office/word/2010/wordml" xmlns:w15="http://schemas.microsoft.com/office/word/2012/wordml" xmlns:w16cex="http://schemas.microsoft.com/office/word/2018/wordml/cex" xmlns:w16cid="http://schemas.microsoft.com/office/word/2016/wordml/cid" xmlns:w16="http://schemas.microsoft.com/office/word/2018/wordml" xmlns:w16sdtdh="http://schemas.microsoft.com/office/word/2020/wordml/sdtdatahash" xmlns:w16se="http://schemas.microsoft.com/office/word/2015/wordml/symex" xmlns:wpg="http://schemas.microsoft.com/office/word/2010/wordprocessingGroup" xmlns:wpi="http://schemas.microsoft.com/office/word/2010/wordprocessingInk" xmlns:wne="http://schemas.microsoft.com/office/word/2006/wordml" xmlns:wps="http://schemas.microsoft.com/office/word/2010/wordprocessingShape" mc:Ignorable="w14 w15 w16se w16cid w16 w16cex w16sdtdh wp14">
   <w:sdt>
     <w:sdtPr>
       <w:rPr>
@@ -10116,7 +10122,7 @@
 </file>
 
 <file path=word/numbering.xml><?xml version="1.0" encoding="utf-8"?>
-<w:numbering xmlns:wpc="http://schemas.microsoft.com/office/word/2010/wordprocessingCanvas" xmlns:cx="http://schemas.microsoft.com/office/drawing/2014/chartex" xmlns:cx1="http://schemas.microsoft.com/office/drawing/2015/9/8/chartex" xmlns:cx2="http://schemas.microsoft.com/office/drawing/2015/10/21/chartex" xmlns:cx3="http://schemas.microsoft.com/office/drawing/2016/5/9/chartex" xmlns:cx4="http://schemas.microsoft.com/office/drawing/2016/5/10/chartex" xmlns:cx5="http://schemas.microsoft.com/office/drawing/2016/5/11/chartex" xmlns:cx6="http://schemas.microsoft.com/office/drawing/2016/5/12/chartex" xmlns:cx7="http://schemas.microsoft.com/office/drawing/2016/5/13/chartex" xmlns:cx8="http://schemas.microsoft.com/office/drawing/2016/5/14/chartex" xmlns:mc="http://schemas.openxmlformats.org/markup-compatibility/2006" xmlns:aink="http://schemas.microsoft.com/office/drawing/2016/ink" xmlns:am3d="http://schemas.microsoft.com/office/drawing/2017/model3d" xmlns:o="urn:schemas-microsoft-com:office:office" xmlns:r="http://schemas.openxmlformats.org/officeDocument/2006/relationships" xmlns:m="http://schemas.openxmlformats.org/officeDocument/2006/math" xmlns:v="urn:schemas-microsoft-com:vml" xmlns:wp14="http://schemas.microsoft.com/office/word/2010/wordprocessingDrawing" xmlns:wp="http://schemas.openxmlformats.org/drawingml/2006/wordprocessingDrawing" xmlns:w10="urn:schemas-microsoft-com:office:word" xmlns:w="http://schemas.openxmlformats.org/wordprocessingml/2006/main" xmlns:w14="http://schemas.microsoft.com/office/word/2010/wordml" xmlns:w15="http://schemas.microsoft.com/office/word/2012/wordml" xmlns:w16cid="http://schemas.microsoft.com/office/word/2016/wordml/cid" xmlns:w16se="http://schemas.microsoft.com/office/word/2015/wordml/symex" xmlns:wpg="http://schemas.microsoft.com/office/word/2010/wordprocessingGroup" xmlns:wpi="http://schemas.microsoft.com/office/word/2010/wordprocessingInk" xmlns:wne="http://schemas.microsoft.com/office/word/2006/wordml" xmlns:wps="http://schemas.microsoft.com/office/word/2010/wordprocessingShape" mc:Ignorable="w14 w15 w16se w16cid wp14">
+<w:numbering xmlns:wpc="http://schemas.microsoft.com/office/word/2010/wordprocessingCanvas" xmlns:cx="http://schemas.microsoft.com/office/drawing/2014/chartex" xmlns:cx1="http://schemas.microsoft.com/office/drawing/2015/9/8/chartex" xmlns:cx2="http://schemas.microsoft.com/office/drawing/2015/10/21/chartex" xmlns:cx3="http://schemas.microsoft.com/office/drawing/2016/5/9/chartex" xmlns:cx4="http://schemas.microsoft.com/office/drawing/2016/5/10/chartex" xmlns:cx5="http://schemas.microsoft.com/office/drawing/2016/5/11/chartex" xmlns:cx6="http://schemas.microsoft.com/office/drawing/2016/5/12/chartex" xmlns:cx7="http://schemas.microsoft.com/office/drawing/2016/5/13/chartex" xmlns:cx8="http://schemas.microsoft.com/office/drawing/2016/5/14/chartex" xmlns:mc="http://schemas.openxmlformats.org/markup-compatibility/2006" xmlns:aink="http://schemas.microsoft.com/office/drawing/2016/ink" xmlns:am3d="http://schemas.microsoft.com/office/drawing/2017/model3d" xmlns:o="urn:schemas-microsoft-com:office:office" xmlns:r="http://schemas.openxmlformats.org/officeDocument/2006/relationships" xmlns:m="http://schemas.openxmlformats.org/officeDocument/2006/math" xmlns:v="urn:schemas-microsoft-com:vml" xmlns:wp14="http://schemas.microsoft.com/office/word/2010/wordprocessingDrawing" xmlns:wp="http://schemas.openxmlformats.org/drawingml/2006/wordprocessingDrawing" xmlns:w10="urn:schemas-microsoft-com:office:word" xmlns:w="http://schemas.openxmlformats.org/wordprocessingml/2006/main" xmlns:w14="http://schemas.microsoft.com/office/word/2010/wordml" xmlns:w15="http://schemas.microsoft.com/office/word/2012/wordml" xmlns:w16cex="http://schemas.microsoft.com/office/word/2018/wordml/cex" xmlns:w16cid="http://schemas.microsoft.com/office/word/2016/wordml/cid" xmlns:w16="http://schemas.microsoft.com/office/word/2018/wordml" xmlns:w16sdtdh="http://schemas.microsoft.com/office/word/2020/wordml/sdtdatahash" xmlns:w16se="http://schemas.microsoft.com/office/word/2015/wordml/symex" xmlns:wpg="http://schemas.microsoft.com/office/word/2010/wordprocessingGroup" xmlns:wpi="http://schemas.microsoft.com/office/word/2010/wordprocessingInk" xmlns:wne="http://schemas.microsoft.com/office/word/2006/wordml" xmlns:wps="http://schemas.microsoft.com/office/word/2010/wordprocessingShape" mc:Ignorable="w14 w15 w16se w16cid w16 w16cex w16sdtdh wp14">
   <w:abstractNum w:abstractNumId="0" w15:restartNumberingAfterBreak="0">
     <w:nsid w:val="0D65061E"/>
     <w:multiLevelType w:val="hybridMultilevel"/>
@@ -10305,7 +10311,7 @@
 </file>
 
 <file path=word/styles.xml><?xml version="1.0" encoding="utf-8"?>
-<w:styles xmlns:mc="http://schemas.openxmlformats.org/markup-compatibility/2006" xmlns:r="http://schemas.openxmlformats.org/officeDocument/2006/relationships" xmlns:w="http://schemas.openxmlformats.org/wordprocessingml/2006/main" xmlns:w14="http://schemas.microsoft.com/office/word/2010/wordml" xmlns:w15="http://schemas.microsoft.com/office/word/2012/wordml" xmlns:w16cid="http://schemas.microsoft.com/office/word/2016/wordml/cid" xmlns:w16se="http://schemas.microsoft.com/office/word/2015/wordml/symex" mc:Ignorable="w14 w15 w16se w16cid">
+<w:styles xmlns:mc="http://schemas.openxmlformats.org/markup-compatibility/2006" xmlns:r="http://schemas.openxmlformats.org/officeDocument/2006/relationships" xmlns:w="http://schemas.openxmlformats.org/wordprocessingml/2006/main" xmlns:w14="http://schemas.microsoft.com/office/word/2010/wordml" xmlns:w15="http://schemas.microsoft.com/office/word/2012/wordml" xmlns:w16cex="http://schemas.microsoft.com/office/word/2018/wordml/cex" xmlns:w16cid="http://schemas.microsoft.com/office/word/2016/wordml/cid" xmlns:w16="http://schemas.microsoft.com/office/word/2018/wordml" xmlns:w16sdtdh="http://schemas.microsoft.com/office/word/2020/wordml/sdtdatahash" xmlns:w16se="http://schemas.microsoft.com/office/word/2015/wordml/symex" mc:Ignorable="w14 w15 w16se w16cid w16 w16cex w16sdtdh">
   <w:docDefaults>
     <w:rPrDefault>
       <w:rPr>
@@ -10323,7 +10329,7 @@
       </w:pPr>
     </w:pPrDefault>
   </w:docDefaults>
-  <w:latentStyles w:defLockedState="0" w:defUIPriority="99" w:defSemiHidden="0" w:defUnhideWhenUsed="0" w:defQFormat="0" w:count="375">
+  <w:latentStyles w:defLockedState="0" w:defUIPriority="99" w:defSemiHidden="0" w:defUnhideWhenUsed="0" w:defQFormat="0" w:count="376">
     <w:lsdException w:name="Normal" w:uiPriority="0" w:qFormat="1"/>
     <w:lsdException w:name="heading 1" w:uiPriority="9" w:qFormat="1"/>
     <w:lsdException w:name="heading 2" w:semiHidden="1" w:uiPriority="9" w:unhideWhenUsed="1" w:qFormat="1"/>
@@ -10429,7 +10435,6 @@
     <w:lsdException w:name="HTML Sample" w:semiHidden="1" w:unhideWhenUsed="1"/>
     <w:lsdException w:name="HTML Typewriter" w:semiHidden="1" w:unhideWhenUsed="1"/>
     <w:lsdException w:name="HTML Variable" w:semiHidden="1" w:unhideWhenUsed="1"/>
-    <w:lsdException w:name="Normal Table" w:semiHidden="1" w:unhideWhenUsed="1"/>
     <w:lsdException w:name="annotation subject" w:semiHidden="1" w:unhideWhenUsed="1"/>
     <w:lsdException w:name="No List" w:semiHidden="1" w:unhideWhenUsed="1"/>
     <w:lsdException w:name="Outline List 1" w:semiHidden="1" w:unhideWhenUsed="1"/>
@@ -10476,10 +10481,8 @@
     <w:lsdException w:name="Table Subtle 2" w:semiHidden="1" w:unhideWhenUsed="1"/>
     <w:lsdException w:name="Table Web 1" w:semiHidden="1" w:unhideWhenUsed="1"/>
     <w:lsdException w:name="Table Web 2" w:semiHidden="1" w:unhideWhenUsed="1"/>
-    <w:lsdException w:name="Table Web 3" w:semiHidden="1" w:unhideWhenUsed="1"/>
     <w:lsdException w:name="Balloon Text" w:semiHidden="1" w:unhideWhenUsed="1"/>
     <w:lsdException w:name="Table Grid" w:uiPriority="39"/>
-    <w:lsdException w:name="Table Theme" w:semiHidden="1" w:unhideWhenUsed="1"/>
     <w:lsdException w:name="Placeholder Text" w:semiHidden="1"/>
     <w:lsdException w:name="No Spacing" w:uiPriority="1" w:qFormat="1"/>
     <w:lsdException w:name="Light Shading" w:uiPriority="60"/>
@@ -10699,6 +10702,7 @@
     <w:lsdException w:name="Smart Hyperlink" w:semiHidden="1" w:unhideWhenUsed="1"/>
     <w:lsdException w:name="Hashtag" w:semiHidden="1" w:unhideWhenUsed="1"/>
     <w:lsdException w:name="Unresolved Mention" w:semiHidden="1" w:unhideWhenUsed="1"/>
+    <w:lsdException w:name="Smart Link" w:semiHidden="1" w:unhideWhenUsed="1"/>
   </w:latentStyles>
   <w:style w:type="paragraph" w:default="1" w:styleId="Normal">
     <w:name w:val="Normal"/>
